--- a/docs/OS2faktor Login - CoreData API.docx
+++ b/docs/OS2faktor Login - CoreData API.docx
@@ -221,31 +221,7 @@
         <w:rPr>
           <w:lang w:val="da-DK"/>
         </w:rPr>
-        <w:t>2</w:t>
-      </w:r>
-      <w:r>
-        <w:rPr>
-          <w:lang w:val="da-DK"/>
-        </w:rPr>
-        <w:t>.</w:t>
-      </w:r>
-      <w:r>
-        <w:rPr>
-          <w:lang w:val="da-DK"/>
-        </w:rPr>
-        <w:t>8</w:t>
-      </w:r>
-      <w:r>
-        <w:rPr>
-          <w:lang w:val="da-DK"/>
-        </w:rPr>
-        <w:t>.</w:t>
-      </w:r>
-      <w:r>
-        <w:rPr>
-          <w:lang w:val="da-DK"/>
-        </w:rPr>
-        <w:t>0</w:t>
+        <w:t>2026r2</w:t>
       </w:r>
     </w:p>
     <w:p>
@@ -266,7 +242,7 @@
         <w:tab/>
       </w:r>
       <w:r>
-        <w:t>05</w:t>
+        <w:t>19</w:t>
       </w:r>
       <w:r>
         <w:t>.</w:t>
@@ -275,13 +251,13 @@
         <w:t>0</w:t>
       </w:r>
       <w:r>
-        <w:t>5</w:t>
+        <w:t>6</w:t>
       </w:r>
       <w:r>
         <w:t>.202</w:t>
       </w:r>
       <w:r>
-        <w:t>5</w:t>
+        <w:t>6</w:t>
       </w:r>
     </w:p>
     <w:p>
@@ -536,25 +512,7 @@
           <w:sz w:val="16"/>
           <w:szCs w:val="16"/>
         </w:rPr>
-        <w:t xml:space="preserve">      "</w:t>
-      </w:r>
-      <w:proofErr w:type="spellStart"/>
-      <w:r>
-        <w:rPr>
-          <w:rFonts w:ascii="Courier New" w:hAnsi="Courier New" w:cs="Courier New"/>
-          <w:sz w:val="16"/>
-          <w:szCs w:val="16"/>
-        </w:rPr>
-        <w:t>uuid</w:t>
-      </w:r>
-      <w:proofErr w:type="spellEnd"/>
-      <w:r>
-        <w:rPr>
-          <w:rFonts w:ascii="Courier New" w:hAnsi="Courier New" w:cs="Courier New"/>
-          <w:sz w:val="16"/>
-          <w:szCs w:val="16"/>
-        </w:rPr>
-        <w:t>": "1527693d-59f0-4bd0-88fe-408c32e4c0b5",</w:t>
+        <w:t xml:space="preserve">      "uuid": "1527693d-59f0-4bd0-88fe-408c32e4c0b5",</w:t>
       </w:r>
     </w:p>
     <w:p>
@@ -572,25 +530,7 @@
           <w:sz w:val="16"/>
           <w:szCs w:val="16"/>
         </w:rPr>
-        <w:t xml:space="preserve">      "</w:t>
-      </w:r>
-      <w:proofErr w:type="spellStart"/>
-      <w:r>
-        <w:rPr>
-          <w:rFonts w:ascii="Courier New" w:hAnsi="Courier New" w:cs="Courier New"/>
-          <w:sz w:val="16"/>
-          <w:szCs w:val="16"/>
-        </w:rPr>
-        <w:t>cpr</w:t>
-      </w:r>
-      <w:proofErr w:type="spellEnd"/>
-      <w:r>
-        <w:rPr>
-          <w:rFonts w:ascii="Courier New" w:hAnsi="Courier New" w:cs="Courier New"/>
-          <w:sz w:val="16"/>
-          <w:szCs w:val="16"/>
-        </w:rPr>
-        <w:t>": "1234567890",</w:t>
+        <w:t xml:space="preserve">      "cpr": "1234567890",</w:t>
       </w:r>
     </w:p>
     <w:p>
@@ -626,18 +566,162 @@
           <w:sz w:val="16"/>
           <w:szCs w:val="16"/>
         </w:rPr>
-        <w:t xml:space="preserve">      "name": "Test </w:t>
-      </w:r>
-      <w:proofErr w:type="spellStart"/>
-      <w:r>
-        <w:rPr>
-          <w:rFonts w:ascii="Courier New" w:hAnsi="Courier New" w:cs="Courier New"/>
-          <w:sz w:val="16"/>
-          <w:szCs w:val="16"/>
-        </w:rPr>
-        <w:t>Testesen</w:t>
-      </w:r>
-      <w:proofErr w:type="spellEnd"/>
+        <w:t xml:space="preserve">      "name": "Test Testesen",</w:t>
+      </w:r>
+    </w:p>
+    <w:p>
+      <w:pPr>
+        <w:spacing w:after="40"/>
+        <w:rPr>
+          <w:rFonts w:ascii="Courier New" w:hAnsi="Courier New" w:cs="Courier New"/>
+          <w:sz w:val="16"/>
+          <w:szCs w:val="16"/>
+        </w:rPr>
+      </w:pPr>
+      <w:r>
+        <w:rPr>
+          <w:rFonts w:ascii="Courier New" w:hAnsi="Courier New" w:cs="Courier New"/>
+          <w:sz w:val="16"/>
+          <w:szCs w:val="16"/>
+        </w:rPr>
+        <w:t xml:space="preserve">      "email": "test@kommune.dk",</w:t>
+      </w:r>
+    </w:p>
+    <w:p>
+      <w:pPr>
+        <w:spacing w:after="40"/>
+        <w:rPr>
+          <w:rFonts w:ascii="Courier New" w:hAnsi="Courier New" w:cs="Courier New"/>
+          <w:sz w:val="16"/>
+          <w:szCs w:val="16"/>
+        </w:rPr>
+      </w:pPr>
+      <w:r>
+        <w:rPr>
+          <w:rFonts w:ascii="Courier New" w:hAnsi="Courier New" w:cs="Courier New"/>
+          <w:sz w:val="16"/>
+          <w:szCs w:val="16"/>
+        </w:rPr>
+        <w:t xml:space="preserve">      "samAccountName": "ttest",</w:t>
+      </w:r>
+    </w:p>
+    <w:p>
+      <w:pPr>
+        <w:spacing w:after="40"/>
+        <w:rPr>
+          <w:rFonts w:ascii="Courier New" w:hAnsi="Courier New" w:cs="Courier New"/>
+          <w:sz w:val="16"/>
+          <w:szCs w:val="16"/>
+        </w:rPr>
+      </w:pPr>
+      <w:r>
+        <w:rPr>
+          <w:rFonts w:ascii="Courier New" w:hAnsi="Courier New" w:cs="Courier New"/>
+          <w:sz w:val="16"/>
+          <w:szCs w:val="16"/>
+        </w:rPr>
+        <w:t xml:space="preserve">      "subDomain": "omsorgen",</w:t>
+      </w:r>
+    </w:p>
+    <w:p>
+      <w:pPr>
+        <w:spacing w:after="40"/>
+        <w:rPr>
+          <w:rFonts w:ascii="Courier New" w:hAnsi="Courier New" w:cs="Courier New"/>
+          <w:sz w:val="16"/>
+          <w:szCs w:val="16"/>
+        </w:rPr>
+      </w:pPr>
+      <w:r>
+        <w:rPr>
+          <w:rFonts w:ascii="Courier New" w:hAnsi="Courier New" w:cs="Courier New"/>
+          <w:sz w:val="16"/>
+          <w:szCs w:val="16"/>
+        </w:rPr>
+        <w:t xml:space="preserve">      "expireTimestamp": "2022-08-01",</w:t>
+      </w:r>
+    </w:p>
+    <w:p>
+      <w:pPr>
+        <w:spacing w:after="40"/>
+        <w:rPr>
+          <w:rFonts w:ascii="Courier New" w:hAnsi="Courier New" w:cs="Courier New"/>
+          <w:sz w:val="16"/>
+          <w:szCs w:val="16"/>
+        </w:rPr>
+      </w:pPr>
+      <w:r>
+        <w:rPr>
+          <w:rFonts w:ascii="Courier New" w:hAnsi="Courier New" w:cs="Courier New"/>
+          <w:sz w:val="16"/>
+          <w:szCs w:val="16"/>
+        </w:rPr>
+        <w:t xml:space="preserve">      </w:t>
+      </w:r>
+      <w:r>
+        <w:rPr>
+          <w:rFonts w:ascii="Courier New" w:hAnsi="Courier New" w:cs="Courier New"/>
+          <w:sz w:val="16"/>
+          <w:szCs w:val="16"/>
+        </w:rPr>
+        <w:t>"</w:t>
+      </w:r>
+      <w:r>
+        <w:rPr>
+          <w:rFonts w:ascii="Courier New" w:hAnsi="Courier New" w:cs="Courier New"/>
+          <w:sz w:val="16"/>
+          <w:szCs w:val="16"/>
+        </w:rPr>
+        <w:t>passwordAdTimestamp</w:t>
+      </w:r>
+      <w:r>
+        <w:rPr>
+          <w:rFonts w:ascii="Courier New" w:hAnsi="Courier New" w:cs="Courier New"/>
+          <w:sz w:val="16"/>
+          <w:szCs w:val="16"/>
+        </w:rPr>
+        <w:t>": "202</w:t>
+      </w:r>
+      <w:r>
+        <w:rPr>
+          <w:rFonts w:ascii="Courier New" w:hAnsi="Courier New" w:cs="Courier New"/>
+          <w:sz w:val="16"/>
+          <w:szCs w:val="16"/>
+        </w:rPr>
+        <w:t>6</w:t>
+      </w:r>
+      <w:r>
+        <w:rPr>
+          <w:rFonts w:ascii="Courier New" w:hAnsi="Courier New" w:cs="Courier New"/>
+          <w:sz w:val="16"/>
+          <w:szCs w:val="16"/>
+        </w:rPr>
+        <w:t>-0</w:t>
+      </w:r>
+      <w:r>
+        <w:rPr>
+          <w:rFonts w:ascii="Courier New" w:hAnsi="Courier New" w:cs="Courier New"/>
+          <w:sz w:val="16"/>
+          <w:szCs w:val="16"/>
+        </w:rPr>
+        <w:t>5</w:t>
+      </w:r>
+      <w:r>
+        <w:rPr>
+          <w:rFonts w:ascii="Courier New" w:hAnsi="Courier New" w:cs="Courier New"/>
+          <w:sz w:val="16"/>
+          <w:szCs w:val="16"/>
+        </w:rPr>
+        <w:t>-0</w:t>
+      </w:r>
+      <w:r>
+        <w:rPr>
+          <w:rFonts w:ascii="Courier New" w:hAnsi="Courier New" w:cs="Courier New"/>
+          <w:sz w:val="16"/>
+          <w:szCs w:val="16"/>
+        </w:rPr>
+        <w:t>3</w:t>
+      </w:r>
       <w:r>
         <w:rPr>
           <w:rFonts w:ascii="Courier New" w:hAnsi="Courier New" w:cs="Courier New"/>
@@ -662,7 +746,7 @@
           <w:sz w:val="16"/>
           <w:szCs w:val="16"/>
         </w:rPr>
-        <w:t xml:space="preserve">      "email": "test@kommune.dk",</w:t>
+        <w:t xml:space="preserve">      "nsisAllowed": true,</w:t>
       </w:r>
     </w:p>
     <w:p>
@@ -680,43 +764,7 @@
           <w:sz w:val="16"/>
           <w:szCs w:val="16"/>
         </w:rPr>
-        <w:t xml:space="preserve">      "</w:t>
-      </w:r>
-      <w:proofErr w:type="spellStart"/>
-      <w:r>
-        <w:rPr>
-          <w:rFonts w:ascii="Courier New" w:hAnsi="Courier New" w:cs="Courier New"/>
-          <w:sz w:val="16"/>
-          <w:szCs w:val="16"/>
-        </w:rPr>
-        <w:t>samAccountName</w:t>
-      </w:r>
-      <w:proofErr w:type="spellEnd"/>
-      <w:r>
-        <w:rPr>
-          <w:rFonts w:ascii="Courier New" w:hAnsi="Courier New" w:cs="Courier New"/>
-          <w:sz w:val="16"/>
-          <w:szCs w:val="16"/>
-        </w:rPr>
-        <w:t>": "</w:t>
-      </w:r>
-      <w:proofErr w:type="spellStart"/>
-      <w:r>
-        <w:rPr>
-          <w:rFonts w:ascii="Courier New" w:hAnsi="Courier New" w:cs="Courier New"/>
-          <w:sz w:val="16"/>
-          <w:szCs w:val="16"/>
-        </w:rPr>
-        <w:t>ttest</w:t>
-      </w:r>
-      <w:proofErr w:type="spellEnd"/>
-      <w:r>
-        <w:rPr>
-          <w:rFonts w:ascii="Courier New" w:hAnsi="Courier New" w:cs="Courier New"/>
-          <w:sz w:val="16"/>
-          <w:szCs w:val="16"/>
-        </w:rPr>
-        <w:t>",</w:t>
+        <w:t xml:space="preserve">      "robot": false,</w:t>
       </w:r>
     </w:p>
     <w:p>
@@ -734,43 +782,7 @@
           <w:sz w:val="16"/>
           <w:szCs w:val="16"/>
         </w:rPr>
-        <w:t xml:space="preserve">      "</w:t>
-      </w:r>
-      <w:proofErr w:type="spellStart"/>
-      <w:r>
-        <w:rPr>
-          <w:rFonts w:ascii="Courier New" w:hAnsi="Courier New" w:cs="Courier New"/>
-          <w:sz w:val="16"/>
-          <w:szCs w:val="16"/>
-        </w:rPr>
-        <w:t>subDomain</w:t>
-      </w:r>
-      <w:proofErr w:type="spellEnd"/>
-      <w:r>
-        <w:rPr>
-          <w:rFonts w:ascii="Courier New" w:hAnsi="Courier New" w:cs="Courier New"/>
-          <w:sz w:val="16"/>
-          <w:szCs w:val="16"/>
-        </w:rPr>
-        <w:t>": "</w:t>
-      </w:r>
-      <w:proofErr w:type="spellStart"/>
-      <w:r>
-        <w:rPr>
-          <w:rFonts w:ascii="Courier New" w:hAnsi="Courier New" w:cs="Courier New"/>
-          <w:sz w:val="16"/>
-          <w:szCs w:val="16"/>
-        </w:rPr>
-        <w:t>omsorgen</w:t>
-      </w:r>
-      <w:proofErr w:type="spellEnd"/>
-      <w:r>
-        <w:rPr>
-          <w:rFonts w:ascii="Courier New" w:hAnsi="Courier New" w:cs="Courier New"/>
-          <w:sz w:val="16"/>
-          <w:szCs w:val="16"/>
-        </w:rPr>
-        <w:t>",</w:t>
+        <w:t xml:space="preserve">      "transferToNemlogin": true,</w:t>
       </w:r>
     </w:p>
     <w:p>
@@ -788,25 +800,7 @@
           <w:sz w:val="16"/>
           <w:szCs w:val="16"/>
         </w:rPr>
-        <w:t xml:space="preserve">      "</w:t>
-      </w:r>
-      <w:proofErr w:type="spellStart"/>
-      <w:r>
-        <w:rPr>
-          <w:rFonts w:ascii="Courier New" w:hAnsi="Courier New" w:cs="Courier New"/>
-          <w:sz w:val="16"/>
-          <w:szCs w:val="16"/>
-        </w:rPr>
-        <w:t>expireTimestamp</w:t>
-      </w:r>
-      <w:proofErr w:type="spellEnd"/>
-      <w:r>
-        <w:rPr>
-          <w:rFonts w:ascii="Courier New" w:hAnsi="Courier New" w:cs="Courier New"/>
-          <w:sz w:val="16"/>
-          <w:szCs w:val="16"/>
-        </w:rPr>
-        <w:t>": "2022-08-01",</w:t>
+        <w:t xml:space="preserve">      "privateMitId": true,</w:t>
       </w:r>
     </w:p>
     <w:p>
@@ -824,25 +818,15 @@
           <w:sz w:val="16"/>
           <w:szCs w:val="16"/>
         </w:rPr>
-        <w:t xml:space="preserve">      "</w:t>
-      </w:r>
-      <w:proofErr w:type="spellStart"/>
-      <w:r>
-        <w:rPr>
-          <w:rFonts w:ascii="Courier New" w:hAnsi="Courier New" w:cs="Courier New"/>
-          <w:sz w:val="16"/>
-          <w:szCs w:val="16"/>
-        </w:rPr>
-        <w:t>nsisAllowed</w:t>
-      </w:r>
-      <w:proofErr w:type="spellEnd"/>
-      <w:r>
-        <w:rPr>
-          <w:rFonts w:ascii="Courier New" w:hAnsi="Courier New" w:cs="Courier New"/>
-          <w:sz w:val="16"/>
-          <w:szCs w:val="16"/>
-        </w:rPr>
-        <w:t>": true,</w:t>
+        <w:t xml:space="preserve">      "attributes": </w:t>
+      </w:r>
+      <w:r>
+        <w:rPr>
+          <w:rFonts w:ascii="Courier New" w:hAnsi="Courier New" w:cs="Courier New"/>
+          <w:sz w:val="16"/>
+          <w:szCs w:val="16"/>
+        </w:rPr>
+        <w:t>{</w:t>
       </w:r>
     </w:p>
     <w:p>
@@ -860,7 +844,7 @@
           <w:sz w:val="16"/>
           <w:szCs w:val="16"/>
         </w:rPr>
-        <w:t xml:space="preserve">      "robot": false,</w:t>
+        <w:t xml:space="preserve">        "shoesize": "43",</w:t>
       </w:r>
     </w:p>
     <w:p>
@@ -878,151 +862,7 @@
           <w:sz w:val="16"/>
           <w:szCs w:val="16"/>
         </w:rPr>
-        <w:t xml:space="preserve">      "</w:t>
-      </w:r>
-      <w:proofErr w:type="spellStart"/>
-      <w:r>
-        <w:rPr>
-          <w:rFonts w:ascii="Courier New" w:hAnsi="Courier New" w:cs="Courier New"/>
-          <w:sz w:val="16"/>
-          <w:szCs w:val="16"/>
-        </w:rPr>
-        <w:t>transferToNemlogin</w:t>
-      </w:r>
-      <w:proofErr w:type="spellEnd"/>
-      <w:r>
-        <w:rPr>
-          <w:rFonts w:ascii="Courier New" w:hAnsi="Courier New" w:cs="Courier New"/>
-          <w:sz w:val="16"/>
-          <w:szCs w:val="16"/>
-        </w:rPr>
-        <w:t>": true,</w:t>
-      </w:r>
-    </w:p>
-    <w:p>
-      <w:pPr>
-        <w:spacing w:after="40"/>
-        <w:rPr>
-          <w:rFonts w:ascii="Courier New" w:hAnsi="Courier New" w:cs="Courier New"/>
-          <w:sz w:val="16"/>
-          <w:szCs w:val="16"/>
-        </w:rPr>
-      </w:pPr>
-      <w:r>
-        <w:rPr>
-          <w:rFonts w:ascii="Courier New" w:hAnsi="Courier New" w:cs="Courier New"/>
-          <w:sz w:val="16"/>
-          <w:szCs w:val="16"/>
-        </w:rPr>
-        <w:t xml:space="preserve">      "</w:t>
-      </w:r>
-      <w:proofErr w:type="spellStart"/>
-      <w:r>
-        <w:rPr>
-          <w:rFonts w:ascii="Courier New" w:hAnsi="Courier New" w:cs="Courier New"/>
-          <w:sz w:val="16"/>
-          <w:szCs w:val="16"/>
-        </w:rPr>
-        <w:t>privateMitId</w:t>
-      </w:r>
-      <w:proofErr w:type="spellEnd"/>
-      <w:r>
-        <w:rPr>
-          <w:rFonts w:ascii="Courier New" w:hAnsi="Courier New" w:cs="Courier New"/>
-          <w:sz w:val="16"/>
-          <w:szCs w:val="16"/>
-        </w:rPr>
-        <w:t>": true,</w:t>
-      </w:r>
-    </w:p>
-    <w:p>
-      <w:pPr>
-        <w:spacing w:after="40"/>
-        <w:rPr>
-          <w:rFonts w:ascii="Courier New" w:hAnsi="Courier New" w:cs="Courier New"/>
-          <w:sz w:val="16"/>
-          <w:szCs w:val="16"/>
-        </w:rPr>
-      </w:pPr>
-      <w:r>
-        <w:rPr>
-          <w:rFonts w:ascii="Courier New" w:hAnsi="Courier New" w:cs="Courier New"/>
-          <w:sz w:val="16"/>
-          <w:szCs w:val="16"/>
-        </w:rPr>
-        <w:t xml:space="preserve">      "attributes</w:t>
-      </w:r>
-      <w:proofErr w:type="gramStart"/>
-      <w:r>
-        <w:rPr>
-          <w:rFonts w:ascii="Courier New" w:hAnsi="Courier New" w:cs="Courier New"/>
-          <w:sz w:val="16"/>
-          <w:szCs w:val="16"/>
-        </w:rPr>
-        <w:t xml:space="preserve">": </w:t>
-      </w:r>
-      <w:r>
-        <w:rPr>
-          <w:rFonts w:ascii="Courier New" w:hAnsi="Courier New" w:cs="Courier New"/>
-          <w:sz w:val="16"/>
-          <w:szCs w:val="16"/>
-        </w:rPr>
-        <w:t>{</w:t>
-      </w:r>
-      <w:proofErr w:type="gramEnd"/>
-    </w:p>
-    <w:p>
-      <w:pPr>
-        <w:spacing w:after="40"/>
-        <w:rPr>
-          <w:rFonts w:ascii="Courier New" w:hAnsi="Courier New" w:cs="Courier New"/>
-          <w:sz w:val="16"/>
-          <w:szCs w:val="16"/>
-        </w:rPr>
-      </w:pPr>
-      <w:r>
-        <w:rPr>
-          <w:rFonts w:ascii="Courier New" w:hAnsi="Courier New" w:cs="Courier New"/>
-          <w:sz w:val="16"/>
-          <w:szCs w:val="16"/>
-        </w:rPr>
-        <w:t xml:space="preserve">        "shoesize": "43",</w:t>
-      </w:r>
-    </w:p>
-    <w:p>
-      <w:pPr>
-        <w:spacing w:after="40"/>
-        <w:rPr>
-          <w:rFonts w:ascii="Courier New" w:hAnsi="Courier New" w:cs="Courier New"/>
-          <w:sz w:val="16"/>
-          <w:szCs w:val="16"/>
-        </w:rPr>
-      </w:pPr>
-      <w:r>
-        <w:rPr>
-          <w:rFonts w:ascii="Courier New" w:hAnsi="Courier New" w:cs="Courier New"/>
-          <w:sz w:val="16"/>
-          <w:szCs w:val="16"/>
-        </w:rPr>
-        <w:t xml:space="preserve">        "</w:t>
-      </w:r>
-      <w:proofErr w:type="spellStart"/>
-      <w:r>
-        <w:rPr>
-          <w:rFonts w:ascii="Courier New" w:hAnsi="Courier New" w:cs="Courier New"/>
-          <w:sz w:val="16"/>
-          <w:szCs w:val="16"/>
-        </w:rPr>
-        <w:t>eyecolour</w:t>
-      </w:r>
-      <w:proofErr w:type="spellEnd"/>
-      <w:r>
-        <w:rPr>
-          <w:rFonts w:ascii="Courier New" w:hAnsi="Courier New" w:cs="Courier New"/>
-          <w:sz w:val="16"/>
-          <w:szCs w:val="16"/>
-        </w:rPr>
-        <w:t>": "brown"</w:t>
+        <w:t xml:space="preserve">        "eyecolour": "brown"</w:t>
       </w:r>
     </w:p>
     <w:p>
@@ -1282,7 +1122,6 @@
               <w:rPr>
                 <w:lang w:val="da-DK"/>
               </w:rPr>
-              <w:lastRenderedPageBreak/>
               <w:t>Ved reaktivering af deaktivede brugere, så anvendes UUID også som en validering af om der er tale om en fysisk ny konto, eller en reaktivering af en eksisterende (nyt UUID betyder at den gamle konto slettes og en ny oprettes, hvor matchede UUID betyder reaktivering)</w:t>
             </w:r>
           </w:p>
@@ -1778,6 +1617,7 @@
               <w:rPr>
                 <w:lang w:val="da-DK"/>
               </w:rPr>
+              <w:lastRenderedPageBreak/>
               <w:t>privateMitId</w:t>
             </w:r>
           </w:p>
@@ -1814,14 +1654,7 @@
               <w:rPr>
                 <w:lang w:val="da-DK"/>
               </w:rPr>
-              <w:t xml:space="preserve">Sætes til ”true” for de brugere som må få lov til at bruge deres private MitID til login på </w:t>
-            </w:r>
-            <w:r>
-              <w:rPr>
-                <w:lang w:val="da-DK"/>
-              </w:rPr>
-              <w:lastRenderedPageBreak/>
-              <w:t>NemLog-in / MitID Erhverv. Har ikke nogen effekt på brugere som ikke også har transferToNemLog-in sat til true.</w:t>
+              <w:t>Sætes til ”true” for de brugere som må få lov til at bruge deres private MitID til login på NemLog-in / MitID Erhverv. Har ikke nogen effekt på brugere som ikke også har transferToNemLog-in sat til true.</w:t>
             </w:r>
           </w:p>
         </w:tc>
@@ -1841,7 +1674,6 @@
               <w:rPr>
                 <w:lang w:val="da-DK"/>
               </w:rPr>
-              <w:lastRenderedPageBreak/>
               <w:t>externalNemloginUserUuid</w:t>
             </w:r>
           </w:p>
@@ -1994,6 +1826,62 @@
               <w:rPr>
                 <w:lang w:val="da-DK"/>
               </w:rPr>
+              <w:t>passwordAdTimestamp</w:t>
+            </w:r>
+          </w:p>
+        </w:tc>
+        <w:tc>
+          <w:tcPr>
+            <w:tcW w:w="1606" w:type="dxa"/>
+          </w:tcPr>
+          <w:p>
+            <w:pPr>
+              <w:rPr>
+                <w:lang w:val="da-DK"/>
+              </w:rPr>
+            </w:pPr>
+            <w:r>
+              <w:rPr>
+                <w:lang w:val="da-DK"/>
+              </w:rPr>
+              <w:t>Nej</w:t>
+            </w:r>
+          </w:p>
+        </w:tc>
+        <w:tc>
+          <w:tcPr>
+            <w:tcW w:w="4813" w:type="dxa"/>
+          </w:tcPr>
+          <w:p>
+            <w:pPr>
+              <w:rPr>
+                <w:lang w:val="da-DK"/>
+              </w:rPr>
+            </w:pPr>
+            <w:r>
+              <w:rPr>
+                <w:lang w:val="da-DK"/>
+              </w:rPr>
+              <w:t>Denne værdi kan udfyldes med en dato-angivelse for hvornår kontoen sidst har skiftet kodeord. Hvis værdien udfyldes, og man anvender tvungen periodisk kodeordsskifte, så vil denne værdi indgå i beregningen af dette.</w:t>
+            </w:r>
+          </w:p>
+        </w:tc>
+      </w:tr>
+      <w:tr>
+        <w:tc>
+          <w:tcPr>
+            <w:tcW w:w="3209" w:type="dxa"/>
+          </w:tcPr>
+          <w:p>
+            <w:pPr>
+              <w:rPr>
+                <w:lang w:val="da-DK"/>
+              </w:rPr>
+            </w:pPr>
+            <w:r>
+              <w:rPr>
+                <w:lang w:val="da-DK"/>
+              </w:rPr>
               <w:t>attributes</w:t>
             </w:r>
           </w:p>
@@ -2143,6 +2031,7 @@
         <w:rPr>
           <w:lang w:val="da-DK"/>
         </w:rPr>
+        <w:lastRenderedPageBreak/>
         <w:t>CoreDataDelete</w:t>
       </w:r>
     </w:p>
@@ -2268,26 +2157,7 @@
           <w:sz w:val="16"/>
           <w:szCs w:val="16"/>
         </w:rPr>
-        <w:lastRenderedPageBreak/>
-        <w:t xml:space="preserve">      "</w:t>
-      </w:r>
-      <w:proofErr w:type="spellStart"/>
-      <w:r>
-        <w:rPr>
-          <w:rFonts w:ascii="Courier New" w:hAnsi="Courier New" w:cs="Courier New"/>
-          <w:sz w:val="16"/>
-          <w:szCs w:val="16"/>
-        </w:rPr>
-        <w:t>cpr</w:t>
-      </w:r>
-      <w:proofErr w:type="spellEnd"/>
-      <w:r>
-        <w:rPr>
-          <w:rFonts w:ascii="Courier New" w:hAnsi="Courier New" w:cs="Courier New"/>
-          <w:sz w:val="16"/>
-          <w:szCs w:val="16"/>
-        </w:rPr>
-        <w:t>": "1234567890",</w:t>
+        <w:t xml:space="preserve">      "cpr": "1234567890",</w:t>
       </w:r>
     </w:p>
     <w:p>
@@ -2305,43 +2175,7 @@
           <w:sz w:val="16"/>
           <w:szCs w:val="16"/>
         </w:rPr>
-        <w:t xml:space="preserve">      "</w:t>
-      </w:r>
-      <w:proofErr w:type="spellStart"/>
-      <w:r>
-        <w:rPr>
-          <w:rFonts w:ascii="Courier New" w:hAnsi="Courier New" w:cs="Courier New"/>
-          <w:sz w:val="16"/>
-          <w:szCs w:val="16"/>
-        </w:rPr>
-        <w:t>samAccountName</w:t>
-      </w:r>
-      <w:proofErr w:type="spellEnd"/>
-      <w:r>
-        <w:rPr>
-          <w:rFonts w:ascii="Courier New" w:hAnsi="Courier New" w:cs="Courier New"/>
-          <w:sz w:val="16"/>
-          <w:szCs w:val="16"/>
-        </w:rPr>
-        <w:t>": "</w:t>
-      </w:r>
-      <w:proofErr w:type="spellStart"/>
-      <w:r>
-        <w:rPr>
-          <w:rFonts w:ascii="Courier New" w:hAnsi="Courier New" w:cs="Courier New"/>
-          <w:sz w:val="16"/>
-          <w:szCs w:val="16"/>
-        </w:rPr>
-        <w:t>ttest</w:t>
-      </w:r>
-      <w:proofErr w:type="spellEnd"/>
-      <w:r>
-        <w:rPr>
-          <w:rFonts w:ascii="Courier New" w:hAnsi="Courier New" w:cs="Courier New"/>
-          <w:sz w:val="16"/>
-          <w:szCs w:val="16"/>
-        </w:rPr>
-        <w:t>"</w:t>
+        <w:t xml:space="preserve">      "samAccountName": "ttest"</w:t>
       </w:r>
     </w:p>
     <w:p>
@@ -2752,25 +2586,7 @@
           <w:sz w:val="16"/>
           <w:szCs w:val="16"/>
         </w:rPr>
-        <w:t xml:space="preserve">      "</w:t>
-      </w:r>
-      <w:proofErr w:type="spellStart"/>
-      <w:r>
-        <w:rPr>
-          <w:rFonts w:ascii="Courier New" w:hAnsi="Courier New" w:cs="Courier New"/>
-          <w:sz w:val="16"/>
-          <w:szCs w:val="16"/>
-        </w:rPr>
-        <w:t>uuid</w:t>
-      </w:r>
-      <w:proofErr w:type="spellEnd"/>
-      <w:r>
-        <w:rPr>
-          <w:rFonts w:ascii="Courier New" w:hAnsi="Courier New" w:cs="Courier New"/>
-          <w:sz w:val="16"/>
-          <w:szCs w:val="16"/>
-        </w:rPr>
-        <w:t>": "1527693d-59f0-4bd0-88fe-408c32e4c0b5",</w:t>
+        <w:t xml:space="preserve">      "uuid": "1527693d-59f0-4bd0-88fe-408c32e4c0b5",</w:t>
       </w:r>
     </w:p>
     <w:p>
@@ -2788,25 +2604,7 @@
           <w:sz w:val="16"/>
           <w:szCs w:val="16"/>
         </w:rPr>
-        <w:t xml:space="preserve">      "</w:t>
-      </w:r>
-      <w:proofErr w:type="spellStart"/>
-      <w:r>
-        <w:rPr>
-          <w:rFonts w:ascii="Courier New" w:hAnsi="Courier New" w:cs="Courier New"/>
-          <w:sz w:val="16"/>
-          <w:szCs w:val="16"/>
-        </w:rPr>
-        <w:t>cpr</w:t>
-      </w:r>
-      <w:proofErr w:type="spellEnd"/>
-      <w:r>
-        <w:rPr>
-          <w:rFonts w:ascii="Courier New" w:hAnsi="Courier New" w:cs="Courier New"/>
-          <w:sz w:val="16"/>
-          <w:szCs w:val="16"/>
-        </w:rPr>
-        <w:t>": "1234567890",</w:t>
+        <w:t xml:space="preserve">      "cpr": "1234567890",</w:t>
       </w:r>
     </w:p>
     <w:p>
@@ -2824,25 +2622,7 @@
           <w:sz w:val="16"/>
           <w:szCs w:val="16"/>
         </w:rPr>
-        <w:t xml:space="preserve">      "name": "Test </w:t>
-      </w:r>
-      <w:proofErr w:type="spellStart"/>
-      <w:r>
-        <w:rPr>
-          <w:rFonts w:ascii="Courier New" w:hAnsi="Courier New" w:cs="Courier New"/>
-          <w:sz w:val="16"/>
-          <w:szCs w:val="16"/>
-        </w:rPr>
-        <w:t>Testesen</w:t>
-      </w:r>
-      <w:proofErr w:type="spellEnd"/>
-      <w:r>
-        <w:rPr>
-          <w:rFonts w:ascii="Courier New" w:hAnsi="Courier New" w:cs="Courier New"/>
-          <w:sz w:val="16"/>
-          <w:szCs w:val="16"/>
-        </w:rPr>
-        <w:t>",</w:t>
+        <w:t xml:space="preserve">      "name": "Test Testesen",</w:t>
       </w:r>
     </w:p>
     <w:p>
@@ -2860,43 +2640,7 @@
           <w:sz w:val="16"/>
           <w:szCs w:val="16"/>
         </w:rPr>
-        <w:t xml:space="preserve">      "</w:t>
-      </w:r>
-      <w:proofErr w:type="spellStart"/>
-      <w:r>
-        <w:rPr>
-          <w:rFonts w:ascii="Courier New" w:hAnsi="Courier New" w:cs="Courier New"/>
-          <w:sz w:val="16"/>
-          <w:szCs w:val="16"/>
-        </w:rPr>
-        <w:t>samAccountName</w:t>
-      </w:r>
-      <w:proofErr w:type="spellEnd"/>
-      <w:r>
-        <w:rPr>
-          <w:rFonts w:ascii="Courier New" w:hAnsi="Courier New" w:cs="Courier New"/>
-          <w:sz w:val="16"/>
-          <w:szCs w:val="16"/>
-        </w:rPr>
-        <w:t>": "</w:t>
-      </w:r>
-      <w:proofErr w:type="spellStart"/>
-      <w:r>
-        <w:rPr>
-          <w:rFonts w:ascii="Courier New" w:hAnsi="Courier New" w:cs="Courier New"/>
-          <w:sz w:val="16"/>
-          <w:szCs w:val="16"/>
-        </w:rPr>
-        <w:t>ttest</w:t>
-      </w:r>
-      <w:proofErr w:type="spellEnd"/>
-      <w:r>
-        <w:rPr>
-          <w:rFonts w:ascii="Courier New" w:hAnsi="Courier New" w:cs="Courier New"/>
-          <w:sz w:val="16"/>
-          <w:szCs w:val="16"/>
-        </w:rPr>
-        <w:t>",</w:t>
+        <w:t xml:space="preserve">      "samAccountName": "ttest",</w:t>
       </w:r>
     </w:p>
     <w:p>
@@ -2914,25 +2658,7 @@
           <w:sz w:val="16"/>
           <w:szCs w:val="16"/>
         </w:rPr>
-        <w:t xml:space="preserve">      "</w:t>
-      </w:r>
-      <w:proofErr w:type="spellStart"/>
-      <w:r>
-        <w:rPr>
-          <w:rFonts w:ascii="Courier New" w:hAnsi="Courier New" w:cs="Courier New"/>
-          <w:sz w:val="16"/>
-          <w:szCs w:val="16"/>
-        </w:rPr>
-        <w:t>nsisAllowed</w:t>
-      </w:r>
-      <w:proofErr w:type="spellEnd"/>
-      <w:r>
-        <w:rPr>
-          <w:rFonts w:ascii="Courier New" w:hAnsi="Courier New" w:cs="Courier New"/>
-          <w:sz w:val="16"/>
-          <w:szCs w:val="16"/>
-        </w:rPr>
-        <w:t>": true,</w:t>
+        <w:t xml:space="preserve">      "nsisAllowed": true,</w:t>
       </w:r>
     </w:p>
     <w:p>
@@ -2950,25 +2676,7 @@
           <w:sz w:val="16"/>
           <w:szCs w:val="16"/>
         </w:rPr>
-        <w:t xml:space="preserve">      "</w:t>
-      </w:r>
-      <w:proofErr w:type="spellStart"/>
-      <w:r>
-        <w:rPr>
-          <w:rFonts w:ascii="Courier New" w:hAnsi="Courier New" w:cs="Courier New"/>
-          <w:sz w:val="16"/>
-          <w:szCs w:val="16"/>
-        </w:rPr>
-        <w:t>nsisLevel</w:t>
-      </w:r>
-      <w:proofErr w:type="spellEnd"/>
-      <w:r>
-        <w:rPr>
-          <w:rFonts w:ascii="Courier New" w:hAnsi="Courier New" w:cs="Courier New"/>
-          <w:sz w:val="16"/>
-          <w:szCs w:val="16"/>
-        </w:rPr>
-        <w:t>": "SUBSTANTIAL",</w:t>
+        <w:t xml:space="preserve">      "nsisLevel": "SUBSTANTIAL",</w:t>
       </w:r>
     </w:p>
     <w:p>
@@ -2986,25 +2694,7 @@
           <w:sz w:val="16"/>
           <w:szCs w:val="16"/>
         </w:rPr>
-        <w:t xml:space="preserve">      "</w:t>
-      </w:r>
-      <w:proofErr w:type="spellStart"/>
-      <w:r>
-        <w:rPr>
-          <w:rFonts w:ascii="Courier New" w:hAnsi="Courier New" w:cs="Courier New"/>
-          <w:sz w:val="16"/>
-          <w:szCs w:val="16"/>
-        </w:rPr>
-        <w:t>approvedConditions</w:t>
-      </w:r>
-      <w:proofErr w:type="spellEnd"/>
-      <w:r>
-        <w:rPr>
-          <w:rFonts w:ascii="Courier New" w:hAnsi="Courier New" w:cs="Courier New"/>
-          <w:sz w:val="16"/>
-          <w:szCs w:val="16"/>
-        </w:rPr>
-        <w:t>": true,</w:t>
+        <w:t xml:space="preserve">      "approvedConditions": true,</w:t>
       </w:r>
     </w:p>
     <w:p>
@@ -3022,25 +2712,7 @@
           <w:sz w:val="16"/>
           <w:szCs w:val="16"/>
         </w:rPr>
-        <w:t xml:space="preserve">      "</w:t>
-      </w:r>
-      <w:proofErr w:type="spellStart"/>
-      <w:r>
-        <w:rPr>
-          <w:rFonts w:ascii="Courier New" w:hAnsi="Courier New" w:cs="Courier New"/>
-          <w:sz w:val="16"/>
-          <w:szCs w:val="16"/>
-        </w:rPr>
-        <w:t>ApprovedConditionsTts</w:t>
-      </w:r>
-      <w:proofErr w:type="spellEnd"/>
-      <w:r>
-        <w:rPr>
-          <w:rFonts w:ascii="Courier New" w:hAnsi="Courier New" w:cs="Courier New"/>
-          <w:sz w:val="16"/>
-          <w:szCs w:val="16"/>
-        </w:rPr>
-        <w:t>": "2022-07-26T06:50:55",</w:t>
+        <w:t xml:space="preserve">      "ApprovedConditionsTts": "2022-07-26T06:50:55",</w:t>
       </w:r>
     </w:p>
     <w:p>
@@ -3058,25 +2730,7 @@
           <w:sz w:val="16"/>
           <w:szCs w:val="16"/>
         </w:rPr>
-        <w:t xml:space="preserve">      "</w:t>
-      </w:r>
-      <w:proofErr w:type="spellStart"/>
-      <w:r>
-        <w:rPr>
-          <w:rFonts w:ascii="Courier New" w:hAnsi="Courier New" w:cs="Courier New"/>
-          <w:sz w:val="16"/>
-          <w:szCs w:val="16"/>
-        </w:rPr>
-        <w:t>lockedAdmin</w:t>
-      </w:r>
-      <w:proofErr w:type="spellEnd"/>
-      <w:r>
-        <w:rPr>
-          <w:rFonts w:ascii="Courier New" w:hAnsi="Courier New" w:cs="Courier New"/>
-          <w:sz w:val="16"/>
-          <w:szCs w:val="16"/>
-        </w:rPr>
-        <w:t>": false,</w:t>
+        <w:t xml:space="preserve">      "lockedAdmin": false,</w:t>
       </w:r>
     </w:p>
     <w:p>
@@ -3094,25 +2748,7 @@
           <w:sz w:val="16"/>
           <w:szCs w:val="16"/>
         </w:rPr>
-        <w:t xml:space="preserve">      "</w:t>
-      </w:r>
-      <w:proofErr w:type="spellStart"/>
-      <w:r>
-        <w:rPr>
-          <w:rFonts w:ascii="Courier New" w:hAnsi="Courier New" w:cs="Courier New"/>
-          <w:sz w:val="16"/>
-          <w:szCs w:val="16"/>
-        </w:rPr>
-        <w:t>lockedPerson</w:t>
-      </w:r>
-      <w:proofErr w:type="spellEnd"/>
-      <w:r>
-        <w:rPr>
-          <w:rFonts w:ascii="Courier New" w:hAnsi="Courier New" w:cs="Courier New"/>
-          <w:sz w:val="16"/>
-          <w:szCs w:val="16"/>
-        </w:rPr>
-        <w:t>": false,</w:t>
+        <w:t xml:space="preserve">      "lockedPerson": false,</w:t>
       </w:r>
     </w:p>
     <w:p>
@@ -3130,25 +2766,7 @@
           <w:sz w:val="16"/>
           <w:szCs w:val="16"/>
         </w:rPr>
-        <w:t xml:space="preserve">      "</w:t>
-      </w:r>
-      <w:proofErr w:type="spellStart"/>
-      <w:r>
-        <w:rPr>
-          <w:rFonts w:ascii="Courier New" w:hAnsi="Courier New" w:cs="Courier New"/>
-          <w:sz w:val="16"/>
-          <w:szCs w:val="16"/>
-        </w:rPr>
-        <w:t>lockedDataset</w:t>
-      </w:r>
-      <w:proofErr w:type="spellEnd"/>
-      <w:r>
-        <w:rPr>
-          <w:rFonts w:ascii="Courier New" w:hAnsi="Courier New" w:cs="Courier New"/>
-          <w:sz w:val="16"/>
-          <w:szCs w:val="16"/>
-        </w:rPr>
-        <w:t>": false,</w:t>
+        <w:t xml:space="preserve">      "lockedDataset": false,</w:t>
       </w:r>
     </w:p>
     <w:p>
@@ -3166,25 +2784,7 @@
           <w:sz w:val="16"/>
           <w:szCs w:val="16"/>
         </w:rPr>
-        <w:t xml:space="preserve">      "</w:t>
-      </w:r>
-      <w:proofErr w:type="spellStart"/>
-      <w:r>
-        <w:rPr>
-          <w:rFonts w:ascii="Courier New" w:hAnsi="Courier New" w:cs="Courier New"/>
-          <w:sz w:val="16"/>
-          <w:szCs w:val="16"/>
-        </w:rPr>
-        <w:t>lockedDead</w:t>
-      </w:r>
-      <w:proofErr w:type="spellEnd"/>
-      <w:r>
-        <w:rPr>
-          <w:rFonts w:ascii="Courier New" w:hAnsi="Courier New" w:cs="Courier New"/>
-          <w:sz w:val="16"/>
-          <w:szCs w:val="16"/>
-        </w:rPr>
-        <w:t>": false,</w:t>
+        <w:t xml:space="preserve">      "lockedDead": false,</w:t>
       </w:r>
     </w:p>
     <w:p>
@@ -3202,25 +2802,7 @@
           <w:sz w:val="16"/>
           <w:szCs w:val="16"/>
         </w:rPr>
-        <w:t xml:space="preserve">      "</w:t>
-      </w:r>
-      <w:proofErr w:type="spellStart"/>
-      <w:r>
-        <w:rPr>
-          <w:rFonts w:ascii="Courier New" w:hAnsi="Courier New" w:cs="Courier New"/>
-          <w:sz w:val="16"/>
-          <w:szCs w:val="16"/>
-        </w:rPr>
-        <w:t>lockedPassword</w:t>
-      </w:r>
-      <w:proofErr w:type="spellEnd"/>
-      <w:r>
-        <w:rPr>
-          <w:rFonts w:ascii="Courier New" w:hAnsi="Courier New" w:cs="Courier New"/>
-          <w:sz w:val="16"/>
-          <w:szCs w:val="16"/>
-        </w:rPr>
-        <w:t>": true,</w:t>
+        <w:t xml:space="preserve">      "lockedPassword": true,</w:t>
       </w:r>
     </w:p>
     <w:p>
@@ -3238,25 +2820,7 @@
           <w:sz w:val="16"/>
           <w:szCs w:val="16"/>
         </w:rPr>
-        <w:t xml:space="preserve">      "</w:t>
-      </w:r>
-      <w:proofErr w:type="spellStart"/>
-      <w:r>
-        <w:rPr>
-          <w:rFonts w:ascii="Courier New" w:hAnsi="Courier New" w:cs="Courier New"/>
-          <w:sz w:val="16"/>
-          <w:szCs w:val="16"/>
-        </w:rPr>
-        <w:t>lockedExpired</w:t>
-      </w:r>
-      <w:proofErr w:type="spellEnd"/>
-      <w:r>
-        <w:rPr>
-          <w:rFonts w:ascii="Courier New" w:hAnsi="Courier New" w:cs="Courier New"/>
-          <w:sz w:val="16"/>
-          <w:szCs w:val="16"/>
-        </w:rPr>
-        <w:t>": false,</w:t>
+        <w:t xml:space="preserve">      "lockedExpired": false,</w:t>
       </w:r>
     </w:p>
     <w:p>
@@ -3274,25 +2838,7 @@
           <w:sz w:val="16"/>
           <w:szCs w:val="16"/>
         </w:rPr>
-        <w:t xml:space="preserve">      "</w:t>
-      </w:r>
-      <w:proofErr w:type="spellStart"/>
-      <w:r>
-        <w:rPr>
-          <w:rFonts w:ascii="Courier New" w:hAnsi="Courier New" w:cs="Courier New"/>
-          <w:sz w:val="16"/>
-          <w:szCs w:val="16"/>
-        </w:rPr>
-        <w:t>lockedPasswordUntil</w:t>
-      </w:r>
-      <w:proofErr w:type="spellEnd"/>
-      <w:r>
-        <w:rPr>
-          <w:rFonts w:ascii="Courier New" w:hAnsi="Courier New" w:cs="Courier New"/>
-          <w:sz w:val="16"/>
-          <w:szCs w:val="16"/>
-        </w:rPr>
-        <w:t>": "2022-08-01T12:41:27"</w:t>
+        <w:t xml:space="preserve">      "lockedPasswordUntil": "2022-08-01T12:41:27"</w:t>
       </w:r>
       <w:r>
         <w:rPr>
@@ -3318,25 +2864,7 @@
           <w:sz w:val="16"/>
           <w:szCs w:val="16"/>
         </w:rPr>
-        <w:t xml:space="preserve">      "</w:t>
-      </w:r>
-      <w:proofErr w:type="spellStart"/>
-      <w:r>
-        <w:rPr>
-          <w:rFonts w:ascii="Courier New" w:hAnsi="Courier New" w:cs="Courier New"/>
-          <w:sz w:val="16"/>
-          <w:szCs w:val="16"/>
-        </w:rPr>
-        <w:t>lastLogin</w:t>
-      </w:r>
-      <w:proofErr w:type="spellEnd"/>
-      <w:r>
-        <w:rPr>
-          <w:rFonts w:ascii="Courier New" w:hAnsi="Courier New" w:cs="Courier New"/>
-          <w:sz w:val="16"/>
-          <w:szCs w:val="16"/>
-        </w:rPr>
-        <w:t>": "2022-08-01"</w:t>
+        <w:t xml:space="preserve">      "lastLogin": "2022-08-01"</w:t>
       </w:r>
       <w:r>
         <w:rPr>
@@ -3371,41 +2899,7 @@
           <w:sz w:val="16"/>
           <w:szCs w:val="16"/>
         </w:rPr>
-        <w:t>"</w:t>
-      </w:r>
-      <w:proofErr w:type="spellStart"/>
-      <w:r>
-        <w:rPr>
-          <w:rFonts w:ascii="Courier New" w:hAnsi="Courier New" w:cs="Courier New"/>
-          <w:sz w:val="16"/>
-          <w:szCs w:val="16"/>
-        </w:rPr>
-        <w:t>badPassword</w:t>
-      </w:r>
-      <w:proofErr w:type="spellEnd"/>
-      <w:r>
-        <w:rPr>
-          <w:rFonts w:ascii="Courier New" w:hAnsi="Courier New" w:cs="Courier New"/>
-          <w:sz w:val="16"/>
-          <w:szCs w:val="16"/>
-        </w:rPr>
-        <w:t>": "</w:t>
-      </w:r>
-      <w:r>
-        <w:rPr>
-          <w:rFonts w:ascii="Courier New" w:hAnsi="Courier New" w:cs="Courier New"/>
-          <w:sz w:val="16"/>
-          <w:szCs w:val="16"/>
-        </w:rPr>
-        <w:t>true</w:t>
-      </w:r>
-      <w:r>
-        <w:rPr>
-          <w:rFonts w:ascii="Courier New" w:hAnsi="Courier New" w:cs="Courier New"/>
-          <w:sz w:val="16"/>
-          <w:szCs w:val="16"/>
-        </w:rPr>
-        <w:t>",</w:t>
+        <w:t>"badPassword": "true",</w:t>
       </w:r>
     </w:p>
     <w:p>
@@ -3423,221 +2917,7 @@
           <w:sz w:val="16"/>
           <w:szCs w:val="16"/>
         </w:rPr>
-        <w:t xml:space="preserve">      </w:t>
-      </w:r>
-      <w:r>
-        <w:rPr>
-          <w:rFonts w:ascii="Courier New" w:hAnsi="Courier New" w:cs="Courier New"/>
-          <w:sz w:val="16"/>
-          <w:szCs w:val="16"/>
-        </w:rPr>
-        <w:t>"</w:t>
-      </w:r>
-      <w:proofErr w:type="spellStart"/>
-      <w:r>
-        <w:rPr>
-          <w:rFonts w:ascii="Courier New" w:hAnsi="Courier New" w:cs="Courier New"/>
-          <w:sz w:val="16"/>
-          <w:szCs w:val="16"/>
-        </w:rPr>
-        <w:t>badPasswordRule</w:t>
-      </w:r>
-      <w:proofErr w:type="spellEnd"/>
-      <w:r>
-        <w:rPr>
-          <w:rFonts w:ascii="Courier New" w:hAnsi="Courier New" w:cs="Courier New"/>
-          <w:sz w:val="16"/>
-          <w:szCs w:val="16"/>
-        </w:rPr>
-        <w:t>": "</w:t>
-      </w:r>
-      <w:r>
-        <w:rPr>
-          <w:rFonts w:ascii="Courier New" w:hAnsi="Courier New" w:cs="Courier New"/>
-          <w:sz w:val="16"/>
-          <w:szCs w:val="16"/>
-        </w:rPr>
-        <w:t xml:space="preserve">Det </w:t>
-      </w:r>
-      <w:proofErr w:type="spellStart"/>
-      <w:r>
-        <w:rPr>
-          <w:rFonts w:ascii="Courier New" w:hAnsi="Courier New" w:cs="Courier New"/>
-          <w:sz w:val="16"/>
-          <w:szCs w:val="16"/>
-        </w:rPr>
-        <w:t>kodeord</w:t>
-      </w:r>
-      <w:proofErr w:type="spellEnd"/>
-      <w:r>
-        <w:rPr>
-          <w:rFonts w:ascii="Courier New" w:hAnsi="Courier New" w:cs="Courier New"/>
-          <w:sz w:val="16"/>
-          <w:szCs w:val="16"/>
-        </w:rPr>
-        <w:t xml:space="preserve"> du </w:t>
-      </w:r>
-      <w:proofErr w:type="spellStart"/>
-      <w:r>
-        <w:rPr>
-          <w:rFonts w:ascii="Courier New" w:hAnsi="Courier New" w:cs="Courier New"/>
-          <w:sz w:val="16"/>
-          <w:szCs w:val="16"/>
-        </w:rPr>
-        <w:t>har</w:t>
-      </w:r>
-      <w:proofErr w:type="spellEnd"/>
-      <w:r>
-        <w:rPr>
-          <w:rFonts w:ascii="Courier New" w:hAnsi="Courier New" w:cs="Courier New"/>
-          <w:sz w:val="16"/>
-          <w:szCs w:val="16"/>
-        </w:rPr>
-        <w:t xml:space="preserve"> </w:t>
-      </w:r>
-      <w:proofErr w:type="spellStart"/>
-      <w:r>
-        <w:rPr>
-          <w:rFonts w:ascii="Courier New" w:hAnsi="Courier New" w:cs="Courier New"/>
-          <w:sz w:val="16"/>
-          <w:szCs w:val="16"/>
-        </w:rPr>
-        <w:t>valgt</w:t>
-      </w:r>
-      <w:proofErr w:type="spellEnd"/>
-      <w:r>
-        <w:rPr>
-          <w:rFonts w:ascii="Courier New" w:hAnsi="Courier New" w:cs="Courier New"/>
-          <w:sz w:val="16"/>
-          <w:szCs w:val="16"/>
-        </w:rPr>
-        <w:t xml:space="preserve"> finds I </w:t>
-      </w:r>
-      <w:proofErr w:type="spellStart"/>
-      <w:r>
-        <w:rPr>
-          <w:rFonts w:ascii="Courier New" w:hAnsi="Courier New" w:cs="Courier New"/>
-          <w:sz w:val="16"/>
-          <w:szCs w:val="16"/>
-        </w:rPr>
-        <w:t>kendte</w:t>
-      </w:r>
-      <w:proofErr w:type="spellEnd"/>
-      <w:r>
-        <w:rPr>
-          <w:rFonts w:ascii="Courier New" w:hAnsi="Courier New" w:cs="Courier New"/>
-          <w:sz w:val="16"/>
-          <w:szCs w:val="16"/>
-        </w:rPr>
-        <w:t xml:space="preserve"> </w:t>
-      </w:r>
-      <w:proofErr w:type="spellStart"/>
-      <w:r>
-        <w:rPr>
-          <w:rFonts w:ascii="Courier New" w:hAnsi="Courier New" w:cs="Courier New"/>
-          <w:sz w:val="16"/>
-          <w:szCs w:val="16"/>
-        </w:rPr>
-        <w:t>læk</w:t>
-      </w:r>
-      <w:proofErr w:type="spellEnd"/>
-      <w:r>
-        <w:rPr>
-          <w:rFonts w:ascii="Courier New" w:hAnsi="Courier New" w:cs="Courier New"/>
-          <w:sz w:val="16"/>
-          <w:szCs w:val="16"/>
-        </w:rPr>
-        <w:t xml:space="preserve"> </w:t>
-      </w:r>
-      <w:proofErr w:type="spellStart"/>
-      <w:r>
-        <w:rPr>
-          <w:rFonts w:ascii="Courier New" w:hAnsi="Courier New" w:cs="Courier New"/>
-          <w:sz w:val="16"/>
-          <w:szCs w:val="16"/>
-        </w:rPr>
-        <w:t>af</w:t>
-      </w:r>
-      <w:proofErr w:type="spellEnd"/>
-      <w:r>
-        <w:rPr>
-          <w:rFonts w:ascii="Courier New" w:hAnsi="Courier New" w:cs="Courier New"/>
-          <w:sz w:val="16"/>
-          <w:szCs w:val="16"/>
-        </w:rPr>
-        <w:t xml:space="preserve"> </w:t>
-      </w:r>
-      <w:proofErr w:type="spellStart"/>
-      <w:r>
-        <w:rPr>
-          <w:rFonts w:ascii="Courier New" w:hAnsi="Courier New" w:cs="Courier New"/>
-          <w:sz w:val="16"/>
-          <w:szCs w:val="16"/>
-        </w:rPr>
-        <w:t>kodeord</w:t>
-      </w:r>
-      <w:proofErr w:type="spellEnd"/>
-      <w:r>
-        <w:rPr>
-          <w:rFonts w:ascii="Courier New" w:hAnsi="Courier New" w:cs="Courier New"/>
-          <w:sz w:val="16"/>
-          <w:szCs w:val="16"/>
-        </w:rPr>
-        <w:t xml:space="preserve">, </w:t>
-      </w:r>
-      <w:proofErr w:type="spellStart"/>
-      <w:r>
-        <w:rPr>
-          <w:rFonts w:ascii="Courier New" w:hAnsi="Courier New" w:cs="Courier New"/>
-          <w:sz w:val="16"/>
-          <w:szCs w:val="16"/>
-        </w:rPr>
-        <w:t>vælg</w:t>
-      </w:r>
-      <w:proofErr w:type="spellEnd"/>
-      <w:r>
-        <w:rPr>
-          <w:rFonts w:ascii="Courier New" w:hAnsi="Courier New" w:cs="Courier New"/>
-          <w:sz w:val="16"/>
-          <w:szCs w:val="16"/>
-        </w:rPr>
-        <w:t xml:space="preserve"> </w:t>
-      </w:r>
-      <w:proofErr w:type="spellStart"/>
-      <w:r>
-        <w:rPr>
-          <w:rFonts w:ascii="Courier New" w:hAnsi="Courier New" w:cs="Courier New"/>
-          <w:sz w:val="16"/>
-          <w:szCs w:val="16"/>
-        </w:rPr>
-        <w:t>venligst</w:t>
-      </w:r>
-      <w:proofErr w:type="spellEnd"/>
-      <w:r>
-        <w:rPr>
-          <w:rFonts w:ascii="Courier New" w:hAnsi="Courier New" w:cs="Courier New"/>
-          <w:sz w:val="16"/>
-          <w:szCs w:val="16"/>
-        </w:rPr>
-        <w:t xml:space="preserve"> et </w:t>
-      </w:r>
-      <w:proofErr w:type="spellStart"/>
-      <w:r>
-        <w:rPr>
-          <w:rFonts w:ascii="Courier New" w:hAnsi="Courier New" w:cs="Courier New"/>
-          <w:sz w:val="16"/>
-          <w:szCs w:val="16"/>
-        </w:rPr>
-        <w:t>andet</w:t>
-      </w:r>
-      <w:proofErr w:type="spellEnd"/>
-      <w:r>
-        <w:rPr>
-          <w:rFonts w:ascii="Courier New" w:hAnsi="Courier New" w:cs="Courier New"/>
-          <w:sz w:val="16"/>
-          <w:szCs w:val="16"/>
-        </w:rPr>
-        <w:t>",</w:t>
+        <w:t xml:space="preserve">      "badPasswordRule": "Det kodeord du har valgt finds I kendte læk af kodeord, vælg venligst et andet",</w:t>
       </w:r>
     </w:p>
     <w:p>
@@ -3655,41 +2935,7 @@
           <w:sz w:val="16"/>
           <w:szCs w:val="16"/>
         </w:rPr>
-        <w:t xml:space="preserve">      </w:t>
-      </w:r>
-      <w:r>
-        <w:rPr>
-          <w:rFonts w:ascii="Courier New" w:hAnsi="Courier New" w:cs="Courier New"/>
-          <w:sz w:val="16"/>
-          <w:szCs w:val="16"/>
-        </w:rPr>
-        <w:t>"</w:t>
-      </w:r>
-      <w:proofErr w:type="spellStart"/>
-      <w:r>
-        <w:rPr>
-          <w:rFonts w:ascii="Courier New" w:hAnsi="Courier New" w:cs="Courier New"/>
-          <w:sz w:val="16"/>
-          <w:szCs w:val="16"/>
-        </w:rPr>
-        <w:t>mfaClients</w:t>
-      </w:r>
-      <w:proofErr w:type="spellEnd"/>
-      <w:r>
-        <w:rPr>
-          <w:rFonts w:ascii="Courier New" w:hAnsi="Courier New" w:cs="Courier New"/>
-          <w:sz w:val="16"/>
-          <w:szCs w:val="16"/>
-        </w:rPr>
-        <w:t xml:space="preserve">": </w:t>
-      </w:r>
-      <w:r>
-        <w:rPr>
-          <w:rFonts w:ascii="Courier New" w:hAnsi="Courier New" w:cs="Courier New"/>
-          <w:sz w:val="16"/>
-          <w:szCs w:val="16"/>
-        </w:rPr>
-        <w:t>false</w:t>
+        <w:t xml:space="preserve">      "mfaClients": false</w:t>
       </w:r>
     </w:p>
     <w:p>
@@ -3770,6 +3016,7 @@
         <w:rPr>
           <w:lang w:val="da-DK"/>
         </w:rPr>
+        <w:lastRenderedPageBreak/>
         <w:t>Feltbeskrivelse</w:t>
       </w:r>
     </w:p>
@@ -4034,7 +3281,6 @@
               <w:rPr>
                 <w:lang w:val="da-DK"/>
               </w:rPr>
-              <w:lastRenderedPageBreak/>
               <w:t>nsisLevel</w:t>
             </w:r>
           </w:p>
@@ -4696,25 +3942,7 @@
           <w:sz w:val="16"/>
           <w:szCs w:val="16"/>
         </w:rPr>
-        <w:t xml:space="preserve">      "</w:t>
-      </w:r>
-      <w:proofErr w:type="spellStart"/>
-      <w:r>
-        <w:rPr>
-          <w:rFonts w:ascii="Courier New" w:hAnsi="Courier New" w:cs="Courier New"/>
-          <w:sz w:val="16"/>
-          <w:szCs w:val="16"/>
-        </w:rPr>
-        <w:t>uuid</w:t>
-      </w:r>
-      <w:proofErr w:type="spellEnd"/>
-      <w:r>
-        <w:rPr>
-          <w:rFonts w:ascii="Courier New" w:hAnsi="Courier New" w:cs="Courier New"/>
-          <w:sz w:val="16"/>
-          <w:szCs w:val="16"/>
-        </w:rPr>
-        <w:t>": "1527693d-59f0-4bd0-88fe-408c32e4c0b5",</w:t>
+        <w:t xml:space="preserve">      "uuid": "1527693d-59f0-4bd0-88fe-408c32e4c0b5",</w:t>
       </w:r>
     </w:p>
     <w:p>
@@ -4750,25 +3978,7 @@
           <w:sz w:val="16"/>
           <w:szCs w:val="16"/>
         </w:rPr>
-        <w:t xml:space="preserve">      "description": "</w:t>
-      </w:r>
-      <w:proofErr w:type="spellStart"/>
-      <w:r>
-        <w:rPr>
-          <w:rFonts w:ascii="Courier New" w:hAnsi="Courier New" w:cs="Courier New"/>
-          <w:sz w:val="16"/>
-          <w:szCs w:val="16"/>
-        </w:rPr>
-        <w:t>ttest</w:t>
-      </w:r>
-      <w:proofErr w:type="spellEnd"/>
-      <w:r>
-        <w:rPr>
-          <w:rFonts w:ascii="Courier New" w:hAnsi="Courier New" w:cs="Courier New"/>
-          <w:sz w:val="16"/>
-          <w:szCs w:val="16"/>
-        </w:rPr>
-        <w:t>",</w:t>
+        <w:t xml:space="preserve">      "description": "ttest",</w:t>
       </w:r>
     </w:p>
     <w:p>
@@ -4804,25 +4014,7 @@
           <w:sz w:val="16"/>
           <w:szCs w:val="16"/>
         </w:rPr>
-        <w:t xml:space="preserve">        "</w:t>
-      </w:r>
-      <w:proofErr w:type="spellStart"/>
-      <w:r>
-        <w:rPr>
-          <w:rFonts w:ascii="Courier New" w:hAnsi="Courier New" w:cs="Courier New"/>
-          <w:sz w:val="16"/>
-          <w:szCs w:val="16"/>
-        </w:rPr>
-        <w:t>bsg</w:t>
-      </w:r>
-      <w:proofErr w:type="spellEnd"/>
-      <w:r>
-        <w:rPr>
-          <w:rFonts w:ascii="Courier New" w:hAnsi="Courier New" w:cs="Courier New"/>
-          <w:sz w:val="16"/>
-          <w:szCs w:val="16"/>
-        </w:rPr>
-        <w:t>",</w:t>
+        <w:t xml:space="preserve">        "bsg",</w:t>
       </w:r>
     </w:p>
     <w:p>
@@ -4840,25 +4032,7 @@
           <w:sz w:val="16"/>
           <w:szCs w:val="16"/>
         </w:rPr>
-        <w:t xml:space="preserve">        "</w:t>
-      </w:r>
-      <w:proofErr w:type="spellStart"/>
-      <w:r>
-        <w:rPr>
-          <w:rFonts w:ascii="Courier New" w:hAnsi="Courier New" w:cs="Courier New"/>
-          <w:sz w:val="16"/>
-          <w:szCs w:val="16"/>
-        </w:rPr>
-        <w:t>pso</w:t>
-      </w:r>
-      <w:proofErr w:type="spellEnd"/>
-      <w:r>
-        <w:rPr>
-          <w:rFonts w:ascii="Courier New" w:hAnsi="Courier New" w:cs="Courier New"/>
-          <w:sz w:val="16"/>
-          <w:szCs w:val="16"/>
-        </w:rPr>
-        <w:t>"</w:t>
+        <w:t xml:space="preserve">        "pso"</w:t>
       </w:r>
     </w:p>
     <w:p>
@@ -4935,6 +4109,7 @@
           <w:szCs w:val="16"/>
           <w:lang w:val="da-DK"/>
         </w:rPr>
+        <w:lastRenderedPageBreak/>
         <w:t>}</w:t>
       </w:r>
     </w:p>
@@ -5102,7 +4277,6 @@
               <w:rPr>
                 <w:lang w:val="da-DK"/>
               </w:rPr>
-              <w:lastRenderedPageBreak/>
               <w:t>Name</w:t>
             </w:r>
           </w:p>
@@ -5342,7 +4516,6 @@
         </w:rPr>
         <w:t xml:space="preserve">  "</w:t>
       </w:r>
-      <w:proofErr w:type="spellStart"/>
       <w:r>
         <w:rPr>
           <w:rFonts w:ascii="Courier New" w:hAnsi="Courier New" w:cs="Courier New"/>
@@ -5351,7 +4524,6 @@
         </w:rPr>
         <w:t>groupUuid</w:t>
       </w:r>
-      <w:proofErr w:type="spellEnd"/>
       <w:r>
         <w:rPr>
           <w:rFonts w:ascii="Courier New" w:hAnsi="Courier New" w:cs="Courier New"/>
@@ -5429,7 +4601,6 @@
         </w:rPr>
         <w:t>"</w:t>
       </w:r>
-      <w:proofErr w:type="spellStart"/>
       <w:r>
         <w:rPr>
           <w:rFonts w:ascii="Courier New" w:hAnsi="Courier New" w:cs="Courier New"/>
@@ -5438,7 +4609,6 @@
         </w:rPr>
         <w:t>bsg</w:t>
       </w:r>
-      <w:proofErr w:type="spellEnd"/>
       <w:r>
         <w:rPr>
           <w:rFonts w:ascii="Courier New" w:hAnsi="Courier New" w:cs="Courier New"/>
@@ -5816,43 +4986,7 @@
           <w:sz w:val="16"/>
           <w:szCs w:val="16"/>
         </w:rPr>
-        <w:t xml:space="preserve">      "</w:t>
-      </w:r>
-      <w:proofErr w:type="spellStart"/>
-      <w:r>
-        <w:rPr>
-          <w:rFonts w:ascii="Courier New" w:hAnsi="Courier New" w:cs="Courier New"/>
-          <w:sz w:val="16"/>
-          <w:szCs w:val="16"/>
-        </w:rPr>
-        <w:t>samAccountName</w:t>
-      </w:r>
-      <w:proofErr w:type="spellEnd"/>
-      <w:r>
-        <w:rPr>
-          <w:rFonts w:ascii="Courier New" w:hAnsi="Courier New" w:cs="Courier New"/>
-          <w:sz w:val="16"/>
-          <w:szCs w:val="16"/>
-        </w:rPr>
-        <w:t>": "</w:t>
-      </w:r>
-      <w:proofErr w:type="spellStart"/>
-      <w:r>
-        <w:rPr>
-          <w:rFonts w:ascii="Courier New" w:hAnsi="Courier New" w:cs="Courier New"/>
-          <w:sz w:val="16"/>
-          <w:szCs w:val="16"/>
-        </w:rPr>
-        <w:t>ttest</w:t>
-      </w:r>
-      <w:proofErr w:type="spellEnd"/>
-      <w:r>
-        <w:rPr>
-          <w:rFonts w:ascii="Courier New" w:hAnsi="Courier New" w:cs="Courier New"/>
-          <w:sz w:val="16"/>
-          <w:szCs w:val="16"/>
-        </w:rPr>
-        <w:t>",</w:t>
+        <w:t xml:space="preserve">      "samAccountName": "ttest",</w:t>
       </w:r>
     </w:p>
     <w:p>
@@ -5870,25 +5004,7 @@
           <w:sz w:val="16"/>
           <w:szCs w:val="16"/>
         </w:rPr>
-        <w:t xml:space="preserve">      "</w:t>
-      </w:r>
-      <w:proofErr w:type="spellStart"/>
-      <w:r>
-        <w:rPr>
-          <w:rFonts w:ascii="Courier New" w:hAnsi="Courier New" w:cs="Courier New"/>
-          <w:sz w:val="16"/>
-          <w:szCs w:val="16"/>
-        </w:rPr>
-        <w:t>uuid</w:t>
-      </w:r>
-      <w:proofErr w:type="spellEnd"/>
-      <w:r>
-        <w:rPr>
-          <w:rFonts w:ascii="Courier New" w:hAnsi="Courier New" w:cs="Courier New"/>
-          <w:sz w:val="16"/>
-          <w:szCs w:val="16"/>
-        </w:rPr>
-        <w:t>": "1527693d-59f0-4bd0-88fe-408c32e4c0b5",</w:t>
+        <w:t xml:space="preserve">      "uuid": "1527693d-59f0-4bd0-88fe-408c32e4c0b5",</w:t>
       </w:r>
     </w:p>
     <w:p>
@@ -5906,25 +5022,7 @@
           <w:sz w:val="16"/>
           <w:szCs w:val="16"/>
         </w:rPr>
-        <w:t xml:space="preserve">      "</w:t>
-      </w:r>
-      <w:proofErr w:type="spellStart"/>
-      <w:r>
-        <w:rPr>
-          <w:rFonts w:ascii="Courier New" w:hAnsi="Courier New" w:cs="Courier New"/>
-          <w:sz w:val="16"/>
-          <w:szCs w:val="16"/>
-        </w:rPr>
-        <w:t>jfrs</w:t>
-      </w:r>
-      <w:proofErr w:type="spellEnd"/>
-      <w:r>
-        <w:rPr>
-          <w:rFonts w:ascii="Courier New" w:hAnsi="Courier New" w:cs="Courier New"/>
-          <w:sz w:val="16"/>
-          <w:szCs w:val="16"/>
-        </w:rPr>
-        <w:t>": [</w:t>
+        <w:t xml:space="preserve">      "jfrs": [</w:t>
       </w:r>
     </w:p>
     <w:p>
@@ -5960,25 +5058,7 @@
           <w:sz w:val="16"/>
           <w:szCs w:val="16"/>
         </w:rPr>
-        <w:t xml:space="preserve">          "identifier": "http://kommune.dk/roles/</w:t>
-      </w:r>
-      <w:proofErr w:type="spellStart"/>
-      <w:r>
-        <w:rPr>
-          <w:rFonts w:ascii="Courier New" w:hAnsi="Courier New" w:cs="Courier New"/>
-          <w:sz w:val="16"/>
-          <w:szCs w:val="16"/>
-        </w:rPr>
-        <w:t>jobrole</w:t>
-      </w:r>
-      <w:proofErr w:type="spellEnd"/>
-      <w:r>
-        <w:rPr>
-          <w:rFonts w:ascii="Courier New" w:hAnsi="Courier New" w:cs="Courier New"/>
-          <w:sz w:val="16"/>
-          <w:szCs w:val="16"/>
-        </w:rPr>
-        <w:t>/administrator/1",</w:t>
+        <w:t xml:space="preserve">          "identifier": "http://kommune.dk/roles/jobrole/administrator/1",</w:t>
       </w:r>
     </w:p>
     <w:p>
@@ -5996,25 +5076,7 @@
           <w:sz w:val="16"/>
           <w:szCs w:val="16"/>
         </w:rPr>
-        <w:t xml:space="preserve">          "</w:t>
-      </w:r>
-      <w:proofErr w:type="spellStart"/>
-      <w:r>
-        <w:rPr>
-          <w:rFonts w:ascii="Courier New" w:hAnsi="Courier New" w:cs="Courier New"/>
-          <w:sz w:val="16"/>
-          <w:szCs w:val="16"/>
-        </w:rPr>
-        <w:t>cvr</w:t>
-      </w:r>
-      <w:proofErr w:type="spellEnd"/>
-      <w:r>
-        <w:rPr>
-          <w:rFonts w:ascii="Courier New" w:hAnsi="Courier New" w:cs="Courier New"/>
-          <w:sz w:val="16"/>
-          <w:szCs w:val="16"/>
-        </w:rPr>
-        <w:t>": "12345678"</w:t>
+        <w:t xml:space="preserve">          "cvr": "12345678"</w:t>
       </w:r>
     </w:p>
     <w:p>
@@ -6050,6 +5112,7 @@
           <w:sz w:val="16"/>
           <w:szCs w:val="16"/>
         </w:rPr>
+        <w:lastRenderedPageBreak/>
         <w:t xml:space="preserve">      ]</w:t>
       </w:r>
     </w:p>
@@ -6220,7 +5283,6 @@
               <w:rPr>
                 <w:lang w:val="da-DK"/>
               </w:rPr>
-              <w:lastRenderedPageBreak/>
               <w:t>samAccountName</w:t>
             </w:r>
           </w:p>
@@ -6594,43 +5656,7 @@
           <w:sz w:val="16"/>
           <w:szCs w:val="16"/>
         </w:rPr>
-        <w:t xml:space="preserve">      "</w:t>
-      </w:r>
-      <w:proofErr w:type="spellStart"/>
-      <w:r>
-        <w:rPr>
-          <w:rFonts w:ascii="Courier New" w:hAnsi="Courier New" w:cs="Courier New"/>
-          <w:sz w:val="16"/>
-          <w:szCs w:val="16"/>
-        </w:rPr>
-        <w:t>samAccountName</w:t>
-      </w:r>
-      <w:proofErr w:type="spellEnd"/>
-      <w:r>
-        <w:rPr>
-          <w:rFonts w:ascii="Courier New" w:hAnsi="Courier New" w:cs="Courier New"/>
-          <w:sz w:val="16"/>
-          <w:szCs w:val="16"/>
-        </w:rPr>
-        <w:t>": "</w:t>
-      </w:r>
-      <w:proofErr w:type="spellStart"/>
-      <w:r>
-        <w:rPr>
-          <w:rFonts w:ascii="Courier New" w:hAnsi="Courier New" w:cs="Courier New"/>
-          <w:sz w:val="16"/>
-          <w:szCs w:val="16"/>
-        </w:rPr>
-        <w:t>ttest</w:t>
-      </w:r>
-      <w:proofErr w:type="spellEnd"/>
-      <w:r>
-        <w:rPr>
-          <w:rFonts w:ascii="Courier New" w:hAnsi="Courier New" w:cs="Courier New"/>
-          <w:sz w:val="16"/>
-          <w:szCs w:val="16"/>
-        </w:rPr>
-        <w:t>",</w:t>
+        <w:t xml:space="preserve">      "samAccountName": "ttest",</w:t>
       </w:r>
     </w:p>
     <w:p>
@@ -6648,25 +5674,7 @@
           <w:sz w:val="16"/>
           <w:szCs w:val="16"/>
         </w:rPr>
-        <w:t xml:space="preserve">      "</w:t>
-      </w:r>
-      <w:proofErr w:type="spellStart"/>
-      <w:r>
-        <w:rPr>
-          <w:rFonts w:ascii="Courier New" w:hAnsi="Courier New" w:cs="Courier New"/>
-          <w:sz w:val="16"/>
-          <w:szCs w:val="16"/>
-        </w:rPr>
-        <w:t>uuid</w:t>
-      </w:r>
-      <w:proofErr w:type="spellEnd"/>
-      <w:r>
-        <w:rPr>
-          <w:rFonts w:ascii="Courier New" w:hAnsi="Courier New" w:cs="Courier New"/>
-          <w:sz w:val="16"/>
-          <w:szCs w:val="16"/>
-        </w:rPr>
-        <w:t>": "1527693d-59f0-4bd0-88fe-408c32e4c0b5",</w:t>
+        <w:t xml:space="preserve">      "uuid": "1527693d-59f0-4bd0-88fe-408c32e4c0b5",</w:t>
       </w:r>
     </w:p>
     <w:p>
@@ -6684,25 +5692,7 @@
           <w:sz w:val="16"/>
           <w:szCs w:val="16"/>
         </w:rPr>
-        <w:t xml:space="preserve">      "</w:t>
-      </w:r>
-      <w:proofErr w:type="spellStart"/>
-      <w:r>
-        <w:rPr>
-          <w:rFonts w:ascii="Courier New" w:hAnsi="Courier New" w:cs="Courier New"/>
-          <w:sz w:val="16"/>
-          <w:szCs w:val="16"/>
-        </w:rPr>
-        <w:t>addJfrs</w:t>
-      </w:r>
-      <w:proofErr w:type="spellEnd"/>
-      <w:r>
-        <w:rPr>
-          <w:rFonts w:ascii="Courier New" w:hAnsi="Courier New" w:cs="Courier New"/>
-          <w:sz w:val="16"/>
-          <w:szCs w:val="16"/>
-        </w:rPr>
-        <w:t>": [</w:t>
+        <w:t xml:space="preserve">      "addJfrs": [</w:t>
       </w:r>
     </w:p>
     <w:p>
@@ -6738,25 +5728,7 @@
           <w:sz w:val="16"/>
           <w:szCs w:val="16"/>
         </w:rPr>
-        <w:t xml:space="preserve">          "identifier": "http://kommune.dk/roles/</w:t>
-      </w:r>
-      <w:proofErr w:type="spellStart"/>
-      <w:r>
-        <w:rPr>
-          <w:rFonts w:ascii="Courier New" w:hAnsi="Courier New" w:cs="Courier New"/>
-          <w:sz w:val="16"/>
-          <w:szCs w:val="16"/>
-        </w:rPr>
-        <w:t>jobrole</w:t>
-      </w:r>
-      <w:proofErr w:type="spellEnd"/>
-      <w:r>
-        <w:rPr>
-          <w:rFonts w:ascii="Courier New" w:hAnsi="Courier New" w:cs="Courier New"/>
-          <w:sz w:val="16"/>
-          <w:szCs w:val="16"/>
-        </w:rPr>
-        <w:t>/administrator/1",</w:t>
+        <w:t xml:space="preserve">          "identifier": "http://kommune.dk/roles/jobrole/administrator/1",</w:t>
       </w:r>
     </w:p>
     <w:p>
@@ -6774,25 +5746,7 @@
           <w:sz w:val="16"/>
           <w:szCs w:val="16"/>
         </w:rPr>
-        <w:t xml:space="preserve">          "</w:t>
-      </w:r>
-      <w:proofErr w:type="spellStart"/>
-      <w:r>
-        <w:rPr>
-          <w:rFonts w:ascii="Courier New" w:hAnsi="Courier New" w:cs="Courier New"/>
-          <w:sz w:val="16"/>
-          <w:szCs w:val="16"/>
-        </w:rPr>
-        <w:t>cvr</w:t>
-      </w:r>
-      <w:proofErr w:type="spellEnd"/>
-      <w:r>
-        <w:rPr>
-          <w:rFonts w:ascii="Courier New" w:hAnsi="Courier New" w:cs="Courier New"/>
-          <w:sz w:val="16"/>
-          <w:szCs w:val="16"/>
-        </w:rPr>
-        <w:t>": "12345678"</w:t>
+        <w:t xml:space="preserve">          "cvr": "12345678"</w:t>
       </w:r>
     </w:p>
     <w:p>
@@ -6846,25 +5800,7 @@
           <w:sz w:val="16"/>
           <w:szCs w:val="16"/>
         </w:rPr>
-        <w:t xml:space="preserve">      "</w:t>
-      </w:r>
-      <w:proofErr w:type="spellStart"/>
-      <w:r>
-        <w:rPr>
-          <w:rFonts w:ascii="Courier New" w:hAnsi="Courier New" w:cs="Courier New"/>
-          <w:sz w:val="16"/>
-          <w:szCs w:val="16"/>
-        </w:rPr>
-        <w:t>removeJfrs</w:t>
-      </w:r>
-      <w:proofErr w:type="spellEnd"/>
-      <w:r>
-        <w:rPr>
-          <w:rFonts w:ascii="Courier New" w:hAnsi="Courier New" w:cs="Courier New"/>
-          <w:sz w:val="16"/>
-          <w:szCs w:val="16"/>
-        </w:rPr>
-        <w:t>": [</w:t>
+        <w:t xml:space="preserve">      "removeJfrs": [</w:t>
       </w:r>
     </w:p>
     <w:p>
@@ -6900,43 +5836,7 @@
           <w:sz w:val="16"/>
           <w:szCs w:val="16"/>
         </w:rPr>
-        <w:t xml:space="preserve">          "identifier": "http://kommune.dk/roles/</w:t>
-      </w:r>
-      <w:proofErr w:type="spellStart"/>
-      <w:r>
-        <w:rPr>
-          <w:rFonts w:ascii="Courier New" w:hAnsi="Courier New" w:cs="Courier New"/>
-          <w:sz w:val="16"/>
-          <w:szCs w:val="16"/>
-        </w:rPr>
-        <w:t>jobrole</w:t>
-      </w:r>
-      <w:proofErr w:type="spellEnd"/>
-      <w:r>
-        <w:rPr>
-          <w:rFonts w:ascii="Courier New" w:hAnsi="Courier New" w:cs="Courier New"/>
-          <w:sz w:val="16"/>
-          <w:szCs w:val="16"/>
-        </w:rPr>
-        <w:t>/</w:t>
-      </w:r>
-      <w:proofErr w:type="spellStart"/>
-      <w:r>
-        <w:rPr>
-          <w:rFonts w:ascii="Courier New" w:hAnsi="Courier New" w:cs="Courier New"/>
-          <w:sz w:val="16"/>
-          <w:szCs w:val="16"/>
-        </w:rPr>
-        <w:t>sagsbehandler</w:t>
-      </w:r>
-      <w:proofErr w:type="spellEnd"/>
-      <w:r>
-        <w:rPr>
-          <w:rFonts w:ascii="Courier New" w:hAnsi="Courier New" w:cs="Courier New"/>
-          <w:sz w:val="16"/>
-          <w:szCs w:val="16"/>
-        </w:rPr>
-        <w:t>/1",</w:t>
+        <w:t xml:space="preserve">          "identifier": "http://kommune.dk/roles/jobrole/sagsbehandler/1",</w:t>
       </w:r>
     </w:p>
     <w:p>
@@ -6954,25 +5854,7 @@
           <w:sz w:val="16"/>
           <w:szCs w:val="16"/>
         </w:rPr>
-        <w:t xml:space="preserve">          "</w:t>
-      </w:r>
-      <w:proofErr w:type="spellStart"/>
-      <w:r>
-        <w:rPr>
-          <w:rFonts w:ascii="Courier New" w:hAnsi="Courier New" w:cs="Courier New"/>
-          <w:sz w:val="16"/>
-          <w:szCs w:val="16"/>
-        </w:rPr>
-        <w:t>cvr</w:t>
-      </w:r>
-      <w:proofErr w:type="spellEnd"/>
-      <w:r>
-        <w:rPr>
-          <w:rFonts w:ascii="Courier New" w:hAnsi="Courier New" w:cs="Courier New"/>
-          <w:sz w:val="16"/>
-          <w:szCs w:val="16"/>
-        </w:rPr>
-        <w:t>": "12345678"</w:t>
+        <w:t xml:space="preserve">          "cvr": "12345678"</w:t>
       </w:r>
     </w:p>
     <w:p>
@@ -7081,6 +5963,7 @@
         <w:rPr>
           <w:lang w:val="da-DK"/>
         </w:rPr>
+        <w:lastRenderedPageBreak/>
         <w:t>Feltbeskrivelse</w:t>
       </w:r>
     </w:p>
@@ -7234,7 +6117,6 @@
               <w:rPr>
                 <w:lang w:val="da-DK"/>
               </w:rPr>
-              <w:lastRenderedPageBreak/>
               <w:t>uuid</w:t>
             </w:r>
           </w:p>
@@ -7909,6 +6791,7 @@
         <w:rPr>
           <w:lang w:val="da-DK"/>
         </w:rPr>
+        <w:lastRenderedPageBreak/>
         <w:t>JSON eksempel</w:t>
       </w:r>
     </w:p>
@@ -8078,7 +6961,6 @@
         <w:rPr>
           <w:lang w:val="da-DK"/>
         </w:rPr>
-        <w:lastRenderedPageBreak/>
         <w:t>Feltbeskrivelse</w:t>
       </w:r>
     </w:p>
@@ -8338,19 +7220,11 @@
           <w:rFonts w:ascii="Courier New" w:hAnsi="Courier New" w:cs="Courier New"/>
         </w:rPr>
       </w:pPr>
-      <w:proofErr w:type="spellStart"/>
-      <w:r>
-        <w:rPr>
-          <w:rFonts w:ascii="Courier New" w:hAnsi="Courier New" w:cs="Courier New"/>
-        </w:rPr>
-        <w:t>ApiKey</w:t>
-      </w:r>
-      <w:proofErr w:type="spellEnd"/>
-      <w:r>
-        <w:rPr>
-          <w:rFonts w:ascii="Courier New" w:hAnsi="Courier New" w:cs="Courier New"/>
-        </w:rPr>
-        <w:t>: 09fc50d5-f9f6-44e1-ba63-524c146354ad</w:t>
+      <w:r>
+        <w:rPr>
+          <w:rFonts w:ascii="Courier New" w:hAnsi="Courier New" w:cs="Courier New"/>
+        </w:rPr>
+        <w:t>ApiKey: 09fc50d5-f9f6-44e1-ba63-524c146354ad</w:t>
       </w:r>
     </w:p>
     <w:p>
@@ -8414,23 +7288,7 @@
         <w:pStyle w:val="Heading2"/>
       </w:pPr>
       <w:r>
-        <w:t>HTTP POST /</w:t>
-      </w:r>
-      <w:proofErr w:type="spellStart"/>
-      <w:r>
-        <w:t>api</w:t>
-      </w:r>
-      <w:proofErr w:type="spellEnd"/>
-      <w:r>
-        <w:t>/</w:t>
-      </w:r>
-      <w:proofErr w:type="spellStart"/>
-      <w:r>
-        <w:t>coredata</w:t>
-      </w:r>
-      <w:proofErr w:type="spellEnd"/>
-      <w:r>
-        <w:t>/full</w:t>
+        <w:t>HTTP POST /api/coredata/full</w:t>
       </w:r>
     </w:p>
     <w:p>
@@ -8515,6 +7373,7 @@
         <w:rPr>
           <w:lang w:val="da-DK"/>
         </w:rPr>
+        <w:lastRenderedPageBreak/>
         <w:t>Personer som allerede er indlæst i løsningen, og som ikke findes i det indkommende payload, vil blive spærret.</w:t>
       </w:r>
     </w:p>
@@ -8559,24 +7418,7 @@
         <w:pStyle w:val="Heading2"/>
       </w:pPr>
       <w:r>
-        <w:lastRenderedPageBreak/>
-        <w:t>HTTP POST /</w:t>
-      </w:r>
-      <w:proofErr w:type="spellStart"/>
-      <w:r>
-        <w:t>api</w:t>
-      </w:r>
-      <w:proofErr w:type="spellEnd"/>
-      <w:r>
-        <w:t>/</w:t>
-      </w:r>
-      <w:proofErr w:type="spellStart"/>
-      <w:r>
-        <w:t>coredata</w:t>
-      </w:r>
-      <w:proofErr w:type="spellEnd"/>
-      <w:r>
-        <w:t>/delta</w:t>
+        <w:t>HTTP POST /api/coredata/delta</w:t>
       </w:r>
     </w:p>
     <w:p>
@@ -8610,21 +7452,8 @@
         <w:pStyle w:val="Heading2"/>
       </w:pPr>
       <w:r>
-        <w:t>HTTP DELETE /</w:t>
-      </w:r>
-      <w:proofErr w:type="spellStart"/>
-      <w:r>
-        <w:t>api</w:t>
-      </w:r>
-      <w:proofErr w:type="spellEnd"/>
-      <w:r>
-        <w:t>/</w:t>
-      </w:r>
-      <w:proofErr w:type="spellStart"/>
-      <w:r>
-        <w:t>coredata</w:t>
-      </w:r>
-      <w:proofErr w:type="spellEnd"/>
+        <w:t>HTTP DELETE /api/coredata</w:t>
+      </w:r>
     </w:p>
     <w:p>
       <w:pPr>
@@ -8672,23 +7501,7 @@
         <w:pStyle w:val="Heading2"/>
       </w:pPr>
       <w:r>
-        <w:t>HTTP DELETE /</w:t>
-      </w:r>
-      <w:proofErr w:type="spellStart"/>
-      <w:r>
-        <w:t>api</w:t>
-      </w:r>
-      <w:proofErr w:type="spellEnd"/>
-      <w:r>
-        <w:t>/</w:t>
-      </w:r>
-      <w:proofErr w:type="spellStart"/>
-      <w:r>
-        <w:t>coredata</w:t>
-      </w:r>
-      <w:proofErr w:type="spellEnd"/>
-      <w:r>
-        <w:t>/cleanup</w:t>
+        <w:t>HTTP DELETE /api/coredata/cleanup</w:t>
       </w:r>
     </w:p>
     <w:p>
@@ -8749,31 +7562,7 @@
         <w:pStyle w:val="Heading2"/>
       </w:pPr>
       <w:r>
-        <w:t>HTTP GET /</w:t>
-      </w:r>
-      <w:proofErr w:type="spellStart"/>
-      <w:r>
-        <w:t>api</w:t>
-      </w:r>
-      <w:proofErr w:type="spellEnd"/>
-      <w:r>
-        <w:t>/</w:t>
-      </w:r>
-      <w:proofErr w:type="spellStart"/>
-      <w:r>
-        <w:t>coredata</w:t>
-      </w:r>
-      <w:proofErr w:type="spellEnd"/>
-      <w:r>
-        <w:t>/</w:t>
-      </w:r>
-      <w:proofErr w:type="spellStart"/>
-      <w:r>
-        <w:t>status?domain</w:t>
-      </w:r>
-      <w:proofErr w:type="spellEnd"/>
-      <w:r>
-        <w:t>=xxx</w:t>
+        <w:t>HTTP GET /api/coredata/status?domain=xxx</w:t>
       </w:r>
     </w:p>
     <w:p>
@@ -8821,23 +7610,7 @@
         <w:pStyle w:val="Heading2"/>
       </w:pPr>
       <w:r>
-        <w:t>HTTP POST /</w:t>
-      </w:r>
-      <w:proofErr w:type="spellStart"/>
-      <w:r>
-        <w:t>api</w:t>
-      </w:r>
-      <w:proofErr w:type="spellEnd"/>
-      <w:r>
-        <w:t>/</w:t>
-      </w:r>
-      <w:proofErr w:type="spellStart"/>
-      <w:r>
-        <w:t>coredata</w:t>
-      </w:r>
-      <w:proofErr w:type="spellEnd"/>
-      <w:r>
-        <w:t>/groups/load/full</w:t>
+        <w:t>HTTP POST /api/coredata/groups/load/full</w:t>
       </w:r>
     </w:p>
     <w:p>
@@ -8934,23 +7707,8 @@
         <w:pStyle w:val="Heading2"/>
       </w:pPr>
       <w:r>
-        <w:t>HTTP POST /</w:t>
-      </w:r>
-      <w:proofErr w:type="spellStart"/>
-      <w:r>
-        <w:t>api</w:t>
-      </w:r>
-      <w:proofErr w:type="spellEnd"/>
-      <w:r>
-        <w:t>/</w:t>
-      </w:r>
-      <w:proofErr w:type="spellStart"/>
-      <w:r>
-        <w:t>coredata</w:t>
-      </w:r>
-      <w:proofErr w:type="spellEnd"/>
-      <w:r>
-        <w:t>/groups/load/delta</w:t>
+        <w:lastRenderedPageBreak/>
+        <w:t>HTTP POST /api/coredata/groups/load/delta</w:t>
       </w:r>
     </w:p>
     <w:p>
@@ -8976,7 +7734,6 @@
         <w:rPr>
           <w:lang w:val="da-DK"/>
         </w:rPr>
-        <w:lastRenderedPageBreak/>
         <w:t xml:space="preserve">Operationen tager en </w:t>
       </w:r>
       <w:r>
@@ -8999,34 +7756,10 @@
         <w:pStyle w:val="Heading2"/>
       </w:pPr>
       <w:r>
-        <w:t>HTTP PUT /</w:t>
-      </w:r>
-      <w:proofErr w:type="spellStart"/>
-      <w:r>
-        <w:t>api</w:t>
-      </w:r>
-      <w:proofErr w:type="spellEnd"/>
-      <w:r>
-        <w:t>/</w:t>
-      </w:r>
-      <w:proofErr w:type="spellStart"/>
-      <w:r>
-        <w:t>coredata</w:t>
-      </w:r>
-      <w:proofErr w:type="spellEnd"/>
-      <w:r>
-        <w:t>/groups/</w:t>
-      </w:r>
-      <w:proofErr w:type="spellStart"/>
-      <w:r>
-        <w:t>single</w:t>
-      </w:r>
-      <w:r>
-        <w:t>?domain</w:t>
-      </w:r>
-      <w:proofErr w:type="spellEnd"/>
-      <w:r>
-        <w:t>=xxx</w:t>
+        <w:t>HTTP PUT /api/coredata/groups/single</w:t>
+      </w:r>
+      <w:r>
+        <w:t>?domain=xxx</w:t>
       </w:r>
     </w:p>
     <w:p>
@@ -9074,34 +7807,10 @@
         <w:pStyle w:val="Heading2"/>
       </w:pPr>
       <w:r>
-        <w:t>HTTP DELETE /</w:t>
-      </w:r>
-      <w:proofErr w:type="spellStart"/>
-      <w:r>
-        <w:t>api</w:t>
-      </w:r>
-      <w:proofErr w:type="spellEnd"/>
-      <w:r>
-        <w:t>/</w:t>
-      </w:r>
-      <w:proofErr w:type="spellStart"/>
-      <w:r>
-        <w:t>coredata</w:t>
-      </w:r>
-      <w:proofErr w:type="spellEnd"/>
-      <w:r>
-        <w:t>/groups/</w:t>
-      </w:r>
-      <w:proofErr w:type="spellStart"/>
-      <w:r>
-        <w:t>single</w:t>
-      </w:r>
-      <w:r>
-        <w:t>?domain</w:t>
-      </w:r>
-      <w:proofErr w:type="spellEnd"/>
-      <w:r>
-        <w:t>=xxx</w:t>
+        <w:t>HTTP DELETE /api/coredata/groups/single</w:t>
+      </w:r>
+      <w:r>
+        <w:t>?domain=xxx</w:t>
       </w:r>
     </w:p>
     <w:p>
@@ -9149,31 +7858,7 @@
         <w:pStyle w:val="Heading2"/>
       </w:pPr>
       <w:r>
-        <w:t>HTTP POST /</w:t>
-      </w:r>
-      <w:proofErr w:type="spellStart"/>
-      <w:r>
-        <w:t>api</w:t>
-      </w:r>
-      <w:proofErr w:type="spellEnd"/>
-      <w:r>
-        <w:t>/</w:t>
-      </w:r>
-      <w:proofErr w:type="spellStart"/>
-      <w:r>
-        <w:t>coredata</w:t>
-      </w:r>
-      <w:proofErr w:type="spellEnd"/>
-      <w:r>
-        <w:t>/</w:t>
-      </w:r>
-      <w:proofErr w:type="spellStart"/>
-      <w:r>
-        <w:t>jfr</w:t>
-      </w:r>
-      <w:proofErr w:type="spellEnd"/>
-      <w:r>
-        <w:t>/full</w:t>
+        <w:t>HTTP POST /api/coredata/jfr/full</w:t>
       </w:r>
     </w:p>
     <w:p>
@@ -9234,31 +7919,7 @@
         <w:pStyle w:val="Heading2"/>
       </w:pPr>
       <w:r>
-        <w:t>HTTP POST /</w:t>
-      </w:r>
-      <w:proofErr w:type="spellStart"/>
-      <w:r>
-        <w:t>api</w:t>
-      </w:r>
-      <w:proofErr w:type="spellEnd"/>
-      <w:r>
-        <w:t>/</w:t>
-      </w:r>
-      <w:proofErr w:type="spellStart"/>
-      <w:r>
-        <w:t>coredata</w:t>
-      </w:r>
-      <w:proofErr w:type="spellEnd"/>
-      <w:r>
-        <w:t>/</w:t>
-      </w:r>
-      <w:proofErr w:type="spellStart"/>
-      <w:r>
-        <w:t>jfr</w:t>
-      </w:r>
-      <w:proofErr w:type="spellEnd"/>
-      <w:r>
-        <w:t>/delta</w:t>
+        <w:t>HTTP POST /api/coredata/jfr/delta</w:t>
       </w:r>
     </w:p>
     <w:p>
@@ -9319,23 +7980,7 @@
         <w:pStyle w:val="Heading2"/>
       </w:pPr>
       <w:r>
-        <w:t>HTTP GET /</w:t>
-      </w:r>
-      <w:proofErr w:type="spellStart"/>
-      <w:r>
-        <w:t>api</w:t>
-      </w:r>
-      <w:proofErr w:type="spellEnd"/>
-      <w:r>
-        <w:t>/</w:t>
-      </w:r>
-      <w:proofErr w:type="spellStart"/>
-      <w:r>
-        <w:t>coredata?domain</w:t>
-      </w:r>
-      <w:proofErr w:type="spellEnd"/>
-      <w:r>
-        <w:t>=xxx</w:t>
+        <w:t>HTTP GET /api/coredata?domain=xxx</w:t>
       </w:r>
     </w:p>
     <w:p>
@@ -9370,31 +8015,7 @@
         <w:pStyle w:val="Heading2"/>
       </w:pPr>
       <w:r>
-        <w:t>HTTP GET /</w:t>
-      </w:r>
-      <w:proofErr w:type="spellStart"/>
-      <w:r>
-        <w:t>api</w:t>
-      </w:r>
-      <w:proofErr w:type="spellEnd"/>
-      <w:r>
-        <w:t>/</w:t>
-      </w:r>
-      <w:proofErr w:type="spellStart"/>
-      <w:r>
-        <w:t>coredata</w:t>
-      </w:r>
-      <w:proofErr w:type="spellEnd"/>
-      <w:r>
-        <w:t>/{</w:t>
-      </w:r>
-      <w:proofErr w:type="spellStart"/>
-      <w:r>
-        <w:t>cpr</w:t>
-      </w:r>
-      <w:proofErr w:type="spellEnd"/>
-      <w:r>
-        <w:t>}?domain=xxx</w:t>
+        <w:t>HTTP GET /api/coredata/{cpr}?domain=xxx</w:t>
       </w:r>
     </w:p>
     <w:p>
@@ -9429,31 +8050,7 @@
         <w:pStyle w:val="Heading2"/>
       </w:pPr>
       <w:r>
-        <w:t>HTTP GET /</w:t>
-      </w:r>
-      <w:proofErr w:type="spellStart"/>
-      <w:r>
-        <w:t>api</w:t>
-      </w:r>
-      <w:proofErr w:type="spellEnd"/>
-      <w:r>
-        <w:t>/</w:t>
-      </w:r>
-      <w:proofErr w:type="spellStart"/>
-      <w:r>
-        <w:t>coredata</w:t>
-      </w:r>
-      <w:proofErr w:type="spellEnd"/>
-      <w:r>
-        <w:t>/</w:t>
-      </w:r>
-      <w:proofErr w:type="spellStart"/>
-      <w:r>
-        <w:t>jfr?domain</w:t>
-      </w:r>
-      <w:proofErr w:type="spellEnd"/>
-      <w:r>
-        <w:t>=xxx</w:t>
+        <w:t>HTTP GET /api/coredata/jfr?domain=xxx</w:t>
       </w:r>
     </w:p>
     <w:p>
@@ -9501,39 +8098,8 @@
         <w:pStyle w:val="Heading2"/>
       </w:pPr>
       <w:r>
-        <w:t>HTTP GET /</w:t>
-      </w:r>
-      <w:proofErr w:type="spellStart"/>
-      <w:r>
-        <w:t>api</w:t>
-      </w:r>
-      <w:proofErr w:type="spellEnd"/>
-      <w:r>
-        <w:t>/</w:t>
-      </w:r>
-      <w:proofErr w:type="spellStart"/>
-      <w:r>
-        <w:t>coredata</w:t>
-      </w:r>
-      <w:proofErr w:type="spellEnd"/>
-      <w:r>
-        <w:t>/</w:t>
-      </w:r>
-      <w:proofErr w:type="spellStart"/>
-      <w:r>
-        <w:t>jfr</w:t>
-      </w:r>
-      <w:proofErr w:type="spellEnd"/>
-      <w:r>
-        <w:t>/{</w:t>
-      </w:r>
-      <w:proofErr w:type="spellStart"/>
-      <w:r>
-        <w:t>cpr</w:t>
-      </w:r>
-      <w:proofErr w:type="spellEnd"/>
-      <w:r>
-        <w:t>}?domain=xxx</w:t>
+        <w:lastRenderedPageBreak/>
+        <w:t>HTTP GET /api/coredata/jfr/{cpr}?domain=xxx</w:t>
       </w:r>
     </w:p>
     <w:p>
@@ -9573,7 +8139,6 @@
         <w:rPr>
           <w:lang w:val="da-DK"/>
         </w:rPr>
-        <w:lastRenderedPageBreak/>
         <w:t>Denne API operation er ikke nødvendig for en integration til OS2faktor, og er alene tilgængelig til fejlsøgningsformål eller informationsudlæsning.</w:t>
       </w:r>
     </w:p>
@@ -9582,31 +8147,7 @@
         <w:pStyle w:val="Heading2"/>
       </w:pPr>
       <w:r>
-        <w:t>HTTP GET /</w:t>
-      </w:r>
-      <w:proofErr w:type="spellStart"/>
-      <w:r>
-        <w:t>api</w:t>
-      </w:r>
-      <w:proofErr w:type="spellEnd"/>
-      <w:r>
-        <w:t>/</w:t>
-      </w:r>
-      <w:proofErr w:type="spellStart"/>
-      <w:r>
-        <w:t>coredata</w:t>
-      </w:r>
-      <w:proofErr w:type="spellEnd"/>
-      <w:r>
-        <w:t>/</w:t>
-      </w:r>
-      <w:proofErr w:type="spellStart"/>
-      <w:r>
-        <w:t>groups?domain</w:t>
-      </w:r>
-      <w:proofErr w:type="spellEnd"/>
-      <w:r>
-        <w:t>=xxx</w:t>
+        <w:t>HTTP GET /api/coredata/groups?domain=xxx</w:t>
       </w:r>
     </w:p>
     <w:p>
@@ -9654,31 +8195,7 @@
         <w:pStyle w:val="Heading2"/>
       </w:pPr>
       <w:r>
-        <w:t>HTTP GET /</w:t>
-      </w:r>
-      <w:proofErr w:type="spellStart"/>
-      <w:r>
-        <w:t>api</w:t>
-      </w:r>
-      <w:proofErr w:type="spellEnd"/>
-      <w:r>
-        <w:t>/</w:t>
-      </w:r>
-      <w:proofErr w:type="spellStart"/>
-      <w:r>
-        <w:t>coredata</w:t>
-      </w:r>
-      <w:proofErr w:type="spellEnd"/>
-      <w:r>
-        <w:t>/groups/{</w:t>
-      </w:r>
-      <w:proofErr w:type="spellStart"/>
-      <w:r>
-        <w:t>cpr</w:t>
-      </w:r>
-      <w:proofErr w:type="spellEnd"/>
-      <w:r>
-        <w:t>}?domain=xxx</w:t>
+        <w:t>HTTP GET /api/coredata/groups/{cpr}?domain=xxx</w:t>
       </w:r>
     </w:p>
     <w:p>
@@ -9726,31 +8243,7 @@
         <w:pStyle w:val="Heading2"/>
       </w:pPr>
       <w:r>
-        <w:t>HTTP POST /</w:t>
-      </w:r>
-      <w:proofErr w:type="spellStart"/>
-      <w:r>
-        <w:t>api</w:t>
-      </w:r>
-      <w:proofErr w:type="spellEnd"/>
-      <w:r>
-        <w:t>/</w:t>
-      </w:r>
-      <w:proofErr w:type="spellStart"/>
-      <w:r>
-        <w:t>coredata</w:t>
-      </w:r>
-      <w:proofErr w:type="spellEnd"/>
-      <w:r>
-        <w:t>/</w:t>
-      </w:r>
-      <w:proofErr w:type="spellStart"/>
-      <w:r>
-        <w:t>passwordchange</w:t>
-      </w:r>
-      <w:proofErr w:type="spellEnd"/>
-      <w:r>
-        <w:t>/</w:t>
+        <w:t>HTTP POST /api/coredata/passwordchange/</w:t>
       </w:r>
       <w:r>
         <w:t>force</w:t>
@@ -9786,39 +8279,10 @@
         <w:t>GET</w:t>
       </w:r>
       <w:r>
-        <w:t xml:space="preserve"> /</w:t>
-      </w:r>
-      <w:proofErr w:type="spellStart"/>
-      <w:r>
-        <w:t>api</w:t>
-      </w:r>
-      <w:proofErr w:type="spellEnd"/>
-      <w:r>
-        <w:t>/</w:t>
-      </w:r>
-      <w:proofErr w:type="spellStart"/>
-      <w:r>
-        <w:t>coredata</w:t>
-      </w:r>
-      <w:proofErr w:type="spellEnd"/>
-      <w:r>
-        <w:t>/</w:t>
-      </w:r>
-      <w:proofErr w:type="spellStart"/>
-      <w:r>
-        <w:t>cprLookup?userId</w:t>
-      </w:r>
-      <w:proofErr w:type="spellEnd"/>
-      <w:r>
-        <w:t>=</w:t>
-      </w:r>
-      <w:proofErr w:type="spellStart"/>
-      <w:r>
-        <w:t>xxx&amp;domain</w:t>
-      </w:r>
-      <w:proofErr w:type="spellEnd"/>
-      <w:r>
-        <w:t>=xxx</w:t>
+        <w:t xml:space="preserve"> /api/coredata/</w:t>
+      </w:r>
+      <w:r>
+        <w:t>cprLookup?userId=xxx&amp;domain=xxx</w:t>
       </w:r>
     </w:p>
     <w:p>
@@ -15107,6 +13571,7 @@
   <w:style w:type="character" w:default="1" w:styleId="DefaultParagraphFont">
     <w:name w:val="Default Paragraph Font"/>
     <w:uiPriority w:val="1"/>
+    <w:semiHidden/>
     <w:unhideWhenUsed/>
   </w:style>
   <w:style w:type="table" w:default="1" w:styleId="TableNormal">
